--- a/output/docx/Capoeira_Luanda_Songbook_Blue_Edition.docx
+++ b/output/docx/Capoeira_Luanda_Songbook_Blue_Edition.docx
@@ -149,7 +149,7 @@
           <w:color w:val="133A56"/>
           <w:sz w:val="22"/>
         </w:rPr>
-        <w:t>36</w:t>
+        <w:t>37</w:t>
       </w:r>
       <w:r>
         <w:rPr>
@@ -15008,7 +15008,7 @@
         <w:pageBreakBefore/>
       </w:pPr>
       <w:r>
-        <w:t>Tava lá na beira do Mar (EN)</w:t>
+        <w:t>Solta todo aquele axé que tá dentro de você</w:t>
       </w:r>
     </w:p>
     <w:p>
@@ -15016,7 +15016,7 @@
         <w:pStyle w:val="SongMeta"/>
       </w:pPr>
       <w:r>
-        <w:t>SONGS  ·  PORTUGUÊS + ENGLISH</w:t>
+        <w:t>SONGS</w:t>
       </w:r>
     </w:p>
     <w:p>
@@ -15029,421 +15029,110 @@
           <w:color w:val="202020"/>
           <w:sz w:val="21"/>
         </w:rPr>
-        <w:t>Tava lá na beira do Mar (EN)</w:t>
-      </w:r>
-      <w:r>
-        <w:br/>
-      </w:r>
-      <w:r>
-        <w:rPr>
-          <w:rFonts w:ascii="Arial" w:hAnsi="Arial"/>
-          <w:color w:val="202020"/>
-          <w:sz w:val="21"/>
-        </w:rPr>
-        <w:t>Includes English Translation and Audio link</w:t>
-      </w:r>
-      <w:r>
-        <w:br/>
-      </w:r>
-      <w:r>
-        <w:rPr>
-          <w:rFonts w:ascii="Arial" w:hAnsi="Arial"/>
-          <w:color w:val="202020"/>
-          <w:sz w:val="21"/>
-        </w:rPr>
-        <w:t>Tava lá na beira do Mar</w:t>
-      </w:r>
-      <w:r>
-        <w:br/>
-      </w:r>
-      <w:r>
-        <w:rPr>
-          <w:rFonts w:ascii="Arial" w:hAnsi="Arial"/>
-          <w:color w:val="202020"/>
-          <w:sz w:val="21"/>
-        </w:rPr>
-        <w:t>Quando Curio chegou</w:t>
-      </w:r>
-      <w:r>
-        <w:br/>
-      </w:r>
-      <w:r>
-        <w:rPr>
-          <w:rFonts w:ascii="Arial" w:hAnsi="Arial"/>
-          <w:color w:val="202020"/>
-          <w:sz w:val="21"/>
-        </w:rPr>
-        <w:t>Tava lá na beira do Mar</w:t>
-      </w:r>
-      <w:r>
-        <w:br/>
-      </w:r>
-      <w:r>
-        <w:rPr>
-          <w:rFonts w:ascii="Arial" w:hAnsi="Arial"/>
-          <w:color w:val="202020"/>
-          <w:sz w:val="21"/>
-        </w:rPr>
-        <w:t>Quando Curio chegou</w:t>
-      </w:r>
-      <w:r>
-        <w:br/>
-      </w:r>
-      <w:r>
-        <w:rPr>
-          <w:rFonts w:ascii="Arial" w:hAnsi="Arial"/>
-          <w:color w:val="202020"/>
-          <w:sz w:val="21"/>
-        </w:rPr>
-        <w:t>Com o pandeiro e atabaque</w:t>
-      </w:r>
-      <w:r>
-        <w:br/>
-      </w:r>
-      <w:r>
-        <w:rPr>
-          <w:rFonts w:ascii="Arial" w:hAnsi="Arial"/>
-          <w:color w:val="202020"/>
-          <w:sz w:val="21"/>
-        </w:rPr>
-        <w:t>Berimbau e agogô</w:t>
-      </w:r>
-      <w:r>
-        <w:br/>
-      </w:r>
-      <w:r>
-        <w:rPr>
-          <w:rFonts w:ascii="Arial" w:hAnsi="Arial"/>
-          <w:color w:val="202020"/>
-          <w:sz w:val="21"/>
-        </w:rPr>
-        <w:t>Com o pandeiro e atabaque</w:t>
-      </w:r>
-      <w:r>
-        <w:br/>
-      </w:r>
-      <w:r>
-        <w:rPr>
-          <w:rFonts w:ascii="Arial" w:hAnsi="Arial"/>
-          <w:color w:val="202020"/>
-          <w:sz w:val="21"/>
-        </w:rPr>
-        <w:t>Berimbau e agogô</w:t>
-      </w:r>
-      <w:r>
-        <w:br/>
-      </w:r>
-      <w:r>
-        <w:rPr>
-          <w:rFonts w:ascii="Arial" w:hAnsi="Arial"/>
-          <w:color w:val="202020"/>
-          <w:sz w:val="21"/>
-        </w:rPr>
-        <w:t>Vai rolar vai rolar</w:t>
-      </w:r>
-      <w:r>
-        <w:br/>
-      </w:r>
-      <w:r>
-        <w:rPr>
-          <w:rFonts w:ascii="Arial" w:hAnsi="Arial"/>
-          <w:color w:val="202020"/>
-          <w:sz w:val="21"/>
-        </w:rPr>
-        <w:t>Capoeira na beira do mar</w:t>
-      </w:r>
-      <w:r>
-        <w:br/>
-      </w:r>
-      <w:r>
-        <w:rPr>
-          <w:rFonts w:ascii="Arial" w:hAnsi="Arial"/>
-          <w:color w:val="202020"/>
-          <w:sz w:val="21"/>
-        </w:rPr>
-        <w:t>Vai rolar vai rolar</w:t>
-      </w:r>
-      <w:r>
-        <w:br/>
-      </w:r>
-      <w:r>
-        <w:rPr>
-          <w:rFonts w:ascii="Arial" w:hAnsi="Arial"/>
-          <w:color w:val="202020"/>
-          <w:sz w:val="21"/>
-        </w:rPr>
-        <w:t>Capoeira na beira do mar</w:t>
-      </w:r>
-      <w:r>
-        <w:br/>
-      </w:r>
-      <w:r>
-        <w:rPr>
-          <w:rFonts w:ascii="Arial" w:hAnsi="Arial"/>
-          <w:color w:val="202020"/>
-          <w:sz w:val="21"/>
-        </w:rPr>
-        <w:t>Vai rolar vai rolar</w:t>
-      </w:r>
-      <w:r>
-        <w:br/>
-      </w:r>
-      <w:r>
-        <w:rPr>
-          <w:rFonts w:ascii="Arial" w:hAnsi="Arial"/>
-          <w:color w:val="202020"/>
-          <w:sz w:val="21"/>
-        </w:rPr>
-        <w:t>Vai ate o sol raiar</w:t>
-      </w:r>
-      <w:r>
-        <w:br/>
-      </w:r>
-      <w:r>
-        <w:rPr>
-          <w:rFonts w:ascii="Arial" w:hAnsi="Arial"/>
-          <w:color w:val="202020"/>
-          <w:sz w:val="21"/>
-        </w:rPr>
-        <w:t>Vai rolar vai rolar</w:t>
-      </w:r>
-      <w:r>
-        <w:br/>
-      </w:r>
-      <w:r>
-        <w:rPr>
-          <w:rFonts w:ascii="Arial" w:hAnsi="Arial"/>
-          <w:color w:val="202020"/>
-          <w:sz w:val="21"/>
-        </w:rPr>
-        <w:t>Capoeira de Angola tamben Regional</w:t>
-      </w:r>
-      <w:r>
-        <w:br/>
-      </w:r>
-      <w:r>
-        <w:rPr>
-          <w:rFonts w:ascii="Arial" w:hAnsi="Arial"/>
-          <w:color w:val="202020"/>
-          <w:sz w:val="21"/>
-        </w:rPr>
-        <w:t>Vai rolar vai rolar</w:t>
-      </w:r>
-      <w:r>
-        <w:br/>
-      </w:r>
-      <w:r>
-        <w:rPr>
-          <w:rFonts w:ascii="Arial" w:hAnsi="Arial"/>
-          <w:color w:val="202020"/>
-          <w:sz w:val="21"/>
-        </w:rPr>
-        <w:t>I was there in the seashore</w:t>
-      </w:r>
-      <w:r>
-        <w:br/>
-      </w:r>
-      <w:r>
-        <w:rPr>
-          <w:rFonts w:ascii="Arial" w:hAnsi="Arial"/>
-          <w:color w:val="202020"/>
-          <w:sz w:val="21"/>
-        </w:rPr>
-        <w:t>When Curio arrived</w:t>
-      </w:r>
-      <w:r>
-        <w:br/>
-      </w:r>
-      <w:r>
-        <w:rPr>
-          <w:rFonts w:ascii="Arial" w:hAnsi="Arial"/>
-          <w:color w:val="202020"/>
-          <w:sz w:val="21"/>
-        </w:rPr>
-        <w:t>I was there in the seashore</w:t>
-      </w:r>
-      <w:r>
-        <w:br/>
-      </w:r>
-      <w:r>
-        <w:rPr>
-          <w:rFonts w:ascii="Arial" w:hAnsi="Arial"/>
-          <w:color w:val="202020"/>
-          <w:sz w:val="21"/>
-        </w:rPr>
-        <w:t>When Curio arrived</w:t>
-      </w:r>
-      <w:r>
-        <w:br/>
-      </w:r>
-      <w:r>
-        <w:rPr>
-          <w:rFonts w:ascii="Arial" w:hAnsi="Arial"/>
-          <w:color w:val="202020"/>
-          <w:sz w:val="21"/>
-        </w:rPr>
-        <w:t>With Pandeiro and atabaque</w:t>
-      </w:r>
-      <w:r>
-        <w:br/>
-      </w:r>
-      <w:r>
-        <w:rPr>
-          <w:rFonts w:ascii="Arial" w:hAnsi="Arial"/>
-          <w:color w:val="202020"/>
-          <w:sz w:val="21"/>
-        </w:rPr>
-        <w:t>Berimbau and agogo</w:t>
-      </w:r>
-      <w:r>
-        <w:br/>
-      </w:r>
-      <w:r>
-        <w:rPr>
-          <w:rFonts w:ascii="Arial" w:hAnsi="Arial"/>
-          <w:color w:val="202020"/>
-          <w:sz w:val="21"/>
-        </w:rPr>
-        <w:t>With Pandeiro and atabaque</w:t>
-      </w:r>
-      <w:r>
-        <w:br/>
-      </w:r>
-      <w:r>
-        <w:rPr>
-          <w:rFonts w:ascii="Arial" w:hAnsi="Arial"/>
-          <w:color w:val="202020"/>
-          <w:sz w:val="21"/>
-        </w:rPr>
-        <w:t>Berimbau and agogo</w:t>
-      </w:r>
-      <w:r>
-        <w:br/>
-      </w:r>
-      <w:r>
-        <w:rPr>
-          <w:rFonts w:ascii="Arial" w:hAnsi="Arial"/>
-          <w:color w:val="202020"/>
-          <w:sz w:val="21"/>
-        </w:rPr>
-        <w:t>Will roll will roll</w:t>
-      </w:r>
-      <w:r>
-        <w:br/>
-      </w:r>
-      <w:r>
-        <w:rPr>
-          <w:rFonts w:ascii="Arial" w:hAnsi="Arial"/>
-          <w:color w:val="202020"/>
-          <w:sz w:val="21"/>
-        </w:rPr>
-        <w:t>Capoeira in the seashore</w:t>
-      </w:r>
-      <w:r>
-        <w:br/>
-      </w:r>
-      <w:r>
-        <w:rPr>
-          <w:rFonts w:ascii="Arial" w:hAnsi="Arial"/>
-          <w:color w:val="202020"/>
-          <w:sz w:val="21"/>
-        </w:rPr>
-        <w:t>Will roll will roll</w:t>
-      </w:r>
-      <w:r>
-        <w:br/>
-      </w:r>
-      <w:r>
-        <w:rPr>
-          <w:rFonts w:ascii="Arial" w:hAnsi="Arial"/>
-          <w:color w:val="202020"/>
-          <w:sz w:val="21"/>
-        </w:rPr>
-        <w:t>Capoeira in the seashore</w:t>
-      </w:r>
-      <w:r>
-        <w:br/>
-      </w:r>
-      <w:r>
-        <w:rPr>
-          <w:rFonts w:ascii="Arial" w:hAnsi="Arial"/>
-          <w:color w:val="202020"/>
-          <w:sz w:val="21"/>
-        </w:rPr>
-        <w:t>Will roll will roll</w:t>
-      </w:r>
-      <w:r>
-        <w:br/>
-      </w:r>
-      <w:r>
-        <w:rPr>
-          <w:rFonts w:ascii="Arial" w:hAnsi="Arial"/>
-          <w:color w:val="202020"/>
-          <w:sz w:val="21"/>
-        </w:rPr>
-        <w:t>Will roll until sunrise</w:t>
-      </w:r>
-      <w:r>
-        <w:br/>
-      </w:r>
-      <w:r>
-        <w:rPr>
-          <w:rFonts w:ascii="Arial" w:hAnsi="Arial"/>
-          <w:color w:val="202020"/>
-          <w:sz w:val="21"/>
-        </w:rPr>
-        <w:t>Will roll will roll</w:t>
-      </w:r>
-      <w:r>
-        <w:br/>
-      </w:r>
-      <w:r>
-        <w:rPr>
-          <w:rFonts w:ascii="Arial" w:hAnsi="Arial"/>
-          <w:color w:val="202020"/>
-          <w:sz w:val="21"/>
-        </w:rPr>
-        <w:t>Capoeira Angola and also</w:t>
-      </w:r>
-      <w:r>
-        <w:br/>
-      </w:r>
-      <w:r>
-        <w:rPr>
-          <w:rFonts w:ascii="Arial" w:hAnsi="Arial"/>
-          <w:color w:val="202020"/>
-          <w:sz w:val="21"/>
-        </w:rPr>
-        <w:t>regional</w:t>
-      </w:r>
-      <w:r>
-        <w:br/>
-      </w:r>
-      <w:r>
-        <w:rPr>
-          <w:rFonts w:ascii="Arial" w:hAnsi="Arial"/>
-          <w:color w:val="202020"/>
-          <w:sz w:val="21"/>
-        </w:rPr>
-        <w:t>Will roll will roll</w:t>
+        <w:t>Solta todo aquele axé que tá dentro de você</w:t>
+      </w:r>
+      <w:r>
+        <w:br/>
+      </w:r>
+      <w:r>
+        <w:rPr>
+          <w:rFonts w:ascii="Arial" w:hAnsi="Arial"/>
+          <w:color w:val="202020"/>
+          <w:sz w:val="21"/>
+        </w:rPr>
+        <w:t>Deixa ele te ganhar te levar e te envolver</w:t>
+      </w:r>
+      <w:r>
+        <w:br/>
+      </w:r>
+      <w:r>
+        <w:rPr>
+          <w:rFonts w:ascii="Arial" w:hAnsi="Arial"/>
+          <w:color w:val="202020"/>
+          <w:sz w:val="21"/>
+        </w:rPr>
+        <w:t>Solta o seu axé que tá dentro do seu corpo</w:t>
+      </w:r>
+      <w:r>
+        <w:br/>
+      </w:r>
+      <w:r>
+        <w:rPr>
+          <w:rFonts w:ascii="Arial" w:hAnsi="Arial"/>
+          <w:color w:val="202020"/>
+          <w:sz w:val="21"/>
+        </w:rPr>
+        <w:t>Segura a saudade moço, berimbau já vai tocar</w:t>
       </w:r>
     </w:p>
     <w:p>
       <w:pPr>
-        <w:pStyle w:val="SongTitle"/>
-        <w:keepNext/>
-        <w:pageBreakBefore/>
-      </w:pPr>
-      <w:r>
-        <w:t>Tim Tim Tim la vai Viola</w:t>
+        <w:pStyle w:val="Lyrics"/>
+      </w:pPr>
+      <w:r>
+        <w:rPr>
+          <w:rFonts w:ascii="Arial" w:hAnsi="Arial"/>
+          <w:color w:val="202020"/>
+          <w:sz w:val="21"/>
+        </w:rPr>
+        <w:t>Acarajé é igual roda</w:t>
+      </w:r>
+      <w:r>
+        <w:br/>
+      </w:r>
+      <w:r>
+        <w:rPr>
+          <w:rFonts w:ascii="Arial" w:hAnsi="Arial"/>
+          <w:color w:val="202020"/>
+          <w:sz w:val="21"/>
+        </w:rPr>
+        <w:t>Tem que ter dendê</w:t>
+      </w:r>
+      <w:r>
+        <w:br/>
+      </w:r>
+      <w:r>
+        <w:rPr>
+          <w:rFonts w:ascii="Arial" w:hAnsi="Arial"/>
+          <w:color w:val="202020"/>
+          <w:sz w:val="21"/>
+        </w:rPr>
+        <w:t>Pra fazer o axé</w:t>
       </w:r>
     </w:p>
     <w:p>
       <w:pPr>
-        <w:pStyle w:val="SongMeta"/>
-      </w:pPr>
-      <w:r>
-        <w:t>SONGS</w:t>
+        <w:pStyle w:val="Lyrics"/>
+      </w:pPr>
+      <w:r>
+        <w:rPr>
+          <w:rFonts w:ascii="Arial" w:hAnsi="Arial"/>
+          <w:color w:val="202020"/>
+          <w:sz w:val="21"/>
+        </w:rPr>
+        <w:t>Acarajé é igual roda</w:t>
+      </w:r>
+      <w:r>
+        <w:br/>
+      </w:r>
+      <w:r>
+        <w:rPr>
+          <w:rFonts w:ascii="Arial" w:hAnsi="Arial"/>
+          <w:color w:val="202020"/>
+          <w:sz w:val="21"/>
+        </w:rPr>
+        <w:t>Tem que ter dendê</w:t>
+      </w:r>
+      <w:r>
+        <w:br/>
+      </w:r>
+      <w:r>
+        <w:rPr>
+          <w:rFonts w:ascii="Arial" w:hAnsi="Arial"/>
+          <w:color w:val="202020"/>
+          <w:sz w:val="21"/>
+        </w:rPr>
+        <w:t>Pra fazer o axé</w:t>
       </w:r>
     </w:p>
     <w:p>
@@ -15456,157 +15145,121 @@
           <w:color w:val="202020"/>
           <w:sz w:val="21"/>
         </w:rPr>
-        <w:t>Tim Tim Tim la vai Viola</w:t>
-      </w:r>
-      <w:r>
-        <w:br/>
-      </w:r>
-      <w:r>
-        <w:rPr>
-          <w:rFonts w:ascii="Arial" w:hAnsi="Arial"/>
-          <w:color w:val="202020"/>
-          <w:sz w:val="21"/>
-        </w:rPr>
-        <w:t>O moleque chegou la em casa</w:t>
-      </w:r>
-      <w:r>
-        <w:br/>
-      </w:r>
-      <w:r>
-        <w:rPr>
-          <w:rFonts w:ascii="Arial" w:hAnsi="Arial"/>
-          <w:color w:val="202020"/>
-          <w:sz w:val="21"/>
-        </w:rPr>
-        <w:t>preguntando o que eu ia fazer</w:t>
-      </w:r>
-      <w:r>
-        <w:br/>
-      </w:r>
-      <w:r>
-        <w:rPr>
-          <w:rFonts w:ascii="Arial" w:hAnsi="Arial"/>
-          <w:color w:val="202020"/>
-          <w:sz w:val="21"/>
-        </w:rPr>
-        <w:t>eu vou no mato vou pegar biriba</w:t>
-      </w:r>
-      <w:r>
-        <w:br/>
-      </w:r>
-      <w:r>
-        <w:rPr>
-          <w:rFonts w:ascii="Arial" w:hAnsi="Arial"/>
-          <w:color w:val="202020"/>
-          <w:sz w:val="21"/>
-        </w:rPr>
-        <w:t>pra minha viola fazer</w:t>
-      </w:r>
-      <w:r>
-        <w:br/>
-      </w:r>
-      <w:r>
-        <w:rPr>
-          <w:rFonts w:ascii="Arial" w:hAnsi="Arial"/>
-          <w:color w:val="202020"/>
-          <w:sz w:val="21"/>
-        </w:rPr>
-        <w:t>Tim Tim Tim la vai Viola</w:t>
-      </w:r>
-      <w:r>
-        <w:br/>
-      </w:r>
-      <w:r>
-        <w:rPr>
-          <w:rFonts w:ascii="Arial" w:hAnsi="Arial"/>
-          <w:color w:val="202020"/>
-          <w:sz w:val="21"/>
-        </w:rPr>
-        <w:t>O viola meu bem viola</w:t>
-      </w:r>
-      <w:r>
-        <w:br/>
-      </w:r>
-      <w:r>
-        <w:rPr>
-          <w:rFonts w:ascii="Arial" w:hAnsi="Arial"/>
-          <w:color w:val="202020"/>
-          <w:sz w:val="21"/>
-        </w:rPr>
-        <w:t>Tim Tim Tim la vai Viola</w:t>
-      </w:r>
-      <w:r>
-        <w:br/>
-      </w:r>
-      <w:r>
-        <w:rPr>
-          <w:rFonts w:ascii="Arial" w:hAnsi="Arial"/>
-          <w:color w:val="202020"/>
-          <w:sz w:val="21"/>
-        </w:rPr>
-        <w:t>O le le le ,la vai viola</w:t>
-      </w:r>
-      <w:r>
-        <w:br/>
-      </w:r>
-      <w:r>
-        <w:rPr>
-          <w:rFonts w:ascii="Arial" w:hAnsi="Arial"/>
-          <w:color w:val="202020"/>
-          <w:sz w:val="21"/>
-        </w:rPr>
-        <w:t>Tim Tim Tim la vai Viola</w:t>
-      </w:r>
-      <w:r>
-        <w:br/>
-      </w:r>
-      <w:r>
-        <w:rPr>
-          <w:rFonts w:ascii="Arial" w:hAnsi="Arial"/>
-          <w:color w:val="202020"/>
-          <w:sz w:val="21"/>
-        </w:rPr>
-        <w:t>Jogo de Dentro Joga de Flora</w:t>
-      </w:r>
-      <w:r>
-        <w:br/>
-      </w:r>
-      <w:r>
-        <w:rPr>
-          <w:rFonts w:ascii="Arial" w:hAnsi="Arial"/>
-          <w:color w:val="202020"/>
-          <w:sz w:val="21"/>
-        </w:rPr>
-        <w:t>Tim Tim Tim la vai Viola</w:t>
-      </w:r>
-      <w:r>
-        <w:br/>
-      </w:r>
-      <w:r>
-        <w:rPr>
-          <w:rFonts w:ascii="Arial" w:hAnsi="Arial"/>
-          <w:color w:val="202020"/>
-          <w:sz w:val="21"/>
-        </w:rPr>
-        <w:t>Joga Bonita e Jogo de Angola</w:t>
+        <w:t>A palma de Seu Bimba e de terreiro importa</w:t>
+      </w:r>
+      <w:r>
+        <w:br/>
+      </w:r>
+      <w:r>
+        <w:rPr>
+          <w:rFonts w:ascii="Arial" w:hAnsi="Arial"/>
+          <w:color w:val="202020"/>
+          <w:sz w:val="21"/>
+        </w:rPr>
+        <w:t>Pra fazer a roda se emocionar</w:t>
+      </w:r>
+      <w:r>
+        <w:br/>
+      </w:r>
+      <w:r>
+        <w:rPr>
+          <w:rFonts w:ascii="Arial" w:hAnsi="Arial"/>
+          <w:color w:val="202020"/>
+          <w:sz w:val="21"/>
+        </w:rPr>
+        <w:t>As palmas juntas, faz a energia nascer</w:t>
+      </w:r>
+      <w:r>
+        <w:br/>
+      </w:r>
+      <w:r>
+        <w:rPr>
+          <w:rFonts w:ascii="Arial" w:hAnsi="Arial"/>
+          <w:color w:val="202020"/>
+          <w:sz w:val="21"/>
+        </w:rPr>
+        <w:t>Faz a roda crescer pro capoeira vadiar</w:t>
       </w:r>
     </w:p>
     <w:p>
       <w:pPr>
-        <w:pStyle w:val="SongTitle"/>
-        <w:keepNext/>
-        <w:pageBreakBefore/>
-      </w:pPr>
-      <w:r>
-        <w:t>Vou dizer a meu sinhô</w:t>
+        <w:pStyle w:val="Lyrics"/>
+      </w:pPr>
+      <w:r>
+        <w:rPr>
+          <w:rFonts w:ascii="Arial" w:hAnsi="Arial"/>
+          <w:color w:val="202020"/>
+          <w:sz w:val="21"/>
+        </w:rPr>
+        <w:t>Acarajé é igual roda</w:t>
+      </w:r>
+      <w:r>
+        <w:br/>
+      </w:r>
+      <w:r>
+        <w:rPr>
+          <w:rFonts w:ascii="Arial" w:hAnsi="Arial"/>
+          <w:color w:val="202020"/>
+          <w:sz w:val="21"/>
+        </w:rPr>
+        <w:t>Tem que ter dendê</w:t>
+      </w:r>
+      <w:r>
+        <w:br/>
+      </w:r>
+      <w:r>
+        <w:rPr>
+          <w:rFonts w:ascii="Arial" w:hAnsi="Arial"/>
+          <w:color w:val="202020"/>
+          <w:sz w:val="21"/>
+        </w:rPr>
+        <w:t>Pra fazer o axé</w:t>
       </w:r>
     </w:p>
     <w:p>
       <w:pPr>
-        <w:pStyle w:val="SongMeta"/>
-      </w:pPr>
-      <w:r>
-        <w:t>SONGS</w:t>
+        <w:pStyle w:val="Lyrics"/>
+      </w:pPr>
+      <w:r>
+        <w:rPr>
+          <w:rFonts w:ascii="Arial" w:hAnsi="Arial"/>
+          <w:color w:val="202020"/>
+          <w:sz w:val="21"/>
+        </w:rPr>
+        <w:t>O canto é igual tempero de acarajé</w:t>
+      </w:r>
+      <w:r>
+        <w:br/>
+      </w:r>
+      <w:r>
+        <w:rPr>
+          <w:rFonts w:ascii="Arial" w:hAnsi="Arial"/>
+          <w:color w:val="202020"/>
+          <w:sz w:val="21"/>
+        </w:rPr>
+        <w:t>Porque o óleo de dendê não vai faltar</w:t>
+      </w:r>
+      <w:r>
+        <w:br/>
+      </w:r>
+      <w:r>
+        <w:rPr>
+          <w:rFonts w:ascii="Arial" w:hAnsi="Arial"/>
+          <w:color w:val="202020"/>
+          <w:sz w:val="21"/>
+        </w:rPr>
+        <w:t>Fogo sem brasa é igual uma roda seca</w:t>
+      </w:r>
+      <w:r>
+        <w:br/>
+      </w:r>
+      <w:r>
+        <w:rPr>
+          <w:rFonts w:ascii="Arial" w:hAnsi="Arial"/>
+          <w:color w:val="202020"/>
+          <w:sz w:val="21"/>
+        </w:rPr>
+        <w:t>Por conta disso vatapá não vai faltar</w:t>
       </w:r>
     </w:p>
     <w:p>
@@ -15619,294 +15272,184 @@
           <w:color w:val="202020"/>
           <w:sz w:val="21"/>
         </w:rPr>
-        <w:t>Vou dizer a meu sinhô</w:t>
-      </w:r>
-      <w:r>
-        <w:br/>
-      </w:r>
-      <w:r>
-        <w:rPr>
-          <w:rFonts w:ascii="Arial" w:hAnsi="Arial"/>
-          <w:color w:val="202020"/>
-          <w:sz w:val="21"/>
-        </w:rPr>
-        <w:t>Vou dizer a meu sinhô</w:t>
-      </w:r>
-      <w:r>
-        <w:br/>
-      </w:r>
-      <w:r>
-        <w:rPr>
-          <w:rFonts w:ascii="Arial" w:hAnsi="Arial"/>
-          <w:color w:val="202020"/>
-          <w:sz w:val="21"/>
-        </w:rPr>
-        <w:t>Que a manteiga derramou</w:t>
-      </w:r>
-      <w:r>
-        <w:br/>
-      </w:r>
-      <w:r>
-        <w:rPr>
-          <w:rFonts w:ascii="Arial" w:hAnsi="Arial"/>
-          <w:color w:val="202020"/>
-          <w:sz w:val="21"/>
-        </w:rPr>
-        <w:t>E a manteiga não é minha</w:t>
-      </w:r>
-      <w:r>
-        <w:br/>
-      </w:r>
-      <w:r>
-        <w:rPr>
-          <w:rFonts w:ascii="Arial" w:hAnsi="Arial"/>
-          <w:color w:val="202020"/>
-          <w:sz w:val="21"/>
-        </w:rPr>
-        <w:t>E a manteiga é de ioiô</w:t>
-      </w:r>
-      <w:r>
-        <w:br/>
-      </w:r>
-      <w:r>
-        <w:rPr>
-          <w:rFonts w:ascii="Arial" w:hAnsi="Arial"/>
-          <w:color w:val="202020"/>
-          <w:sz w:val="21"/>
-        </w:rPr>
-        <w:t>Vou dizer a meu sinhô</w:t>
-      </w:r>
-      <w:r>
-        <w:br/>
-      </w:r>
-      <w:r>
-        <w:rPr>
-          <w:rFonts w:ascii="Arial" w:hAnsi="Arial"/>
-          <w:color w:val="202020"/>
-          <w:sz w:val="21"/>
-        </w:rPr>
-        <w:t>Que a manteiga derramou</w:t>
-      </w:r>
-      <w:r>
-        <w:br/>
-      </w:r>
-      <w:r>
-        <w:rPr>
-          <w:rFonts w:ascii="Arial" w:hAnsi="Arial"/>
-          <w:color w:val="202020"/>
-          <w:sz w:val="21"/>
-        </w:rPr>
-        <w:t>E a manteiga não é minha</w:t>
-      </w:r>
-      <w:r>
-        <w:br/>
-      </w:r>
-      <w:r>
-        <w:rPr>
-          <w:rFonts w:ascii="Arial" w:hAnsi="Arial"/>
-          <w:color w:val="202020"/>
-          <w:sz w:val="21"/>
-        </w:rPr>
-        <w:t>E a manteiga é de ioiô</w:t>
-      </w:r>
-      <w:r>
-        <w:br/>
-      </w:r>
-      <w:r>
-        <w:rPr>
-          <w:rFonts w:ascii="Arial" w:hAnsi="Arial"/>
-          <w:color w:val="202020"/>
-          <w:sz w:val="21"/>
-        </w:rPr>
-        <w:t>Vou dizer a meu sinhô</w:t>
-      </w:r>
-      <w:r>
-        <w:br/>
-      </w:r>
-      <w:r>
-        <w:rPr>
-          <w:rFonts w:ascii="Arial" w:hAnsi="Arial"/>
-          <w:color w:val="202020"/>
-          <w:sz w:val="21"/>
-        </w:rPr>
-        <w:t>Que a manteiga derramou</w:t>
-      </w:r>
-      <w:r>
-        <w:br/>
-      </w:r>
-      <w:r>
-        <w:rPr>
-          <w:rFonts w:ascii="Arial" w:hAnsi="Arial"/>
-          <w:color w:val="202020"/>
-          <w:sz w:val="21"/>
-        </w:rPr>
-        <w:t>A manteiga é de ioiô</w:t>
-      </w:r>
-      <w:r>
-        <w:br/>
-      </w:r>
-      <w:r>
-        <w:rPr>
-          <w:rFonts w:ascii="Arial" w:hAnsi="Arial"/>
-          <w:color w:val="202020"/>
-          <w:sz w:val="21"/>
-        </w:rPr>
-        <w:t>Caiu na água e se molhou</w:t>
-      </w:r>
-      <w:r>
-        <w:br/>
-      </w:r>
-      <w:r>
-        <w:rPr>
-          <w:rFonts w:ascii="Arial" w:hAnsi="Arial"/>
-          <w:color w:val="202020"/>
-          <w:sz w:val="21"/>
-        </w:rPr>
-        <w:t>Vou dizer a meu sinhô</w:t>
-      </w:r>
-      <w:r>
-        <w:br/>
-      </w:r>
-      <w:r>
-        <w:rPr>
-          <w:rFonts w:ascii="Arial" w:hAnsi="Arial"/>
-          <w:color w:val="202020"/>
-          <w:sz w:val="21"/>
-        </w:rPr>
-        <w:t>Que a manteiga derramou</w:t>
-      </w:r>
-      <w:r>
-        <w:br/>
-      </w:r>
-      <w:r>
-        <w:rPr>
-          <w:rFonts w:ascii="Arial" w:hAnsi="Arial"/>
-          <w:color w:val="202020"/>
-          <w:sz w:val="21"/>
-        </w:rPr>
-        <w:t>A manteiga é do patrão</w:t>
-      </w:r>
-      <w:r>
-        <w:br/>
-      </w:r>
-      <w:r>
-        <w:rPr>
-          <w:rFonts w:ascii="Arial" w:hAnsi="Arial"/>
-          <w:color w:val="202020"/>
-          <w:sz w:val="21"/>
-        </w:rPr>
-        <w:t>Caiu no chão e derramou</w:t>
-      </w:r>
-      <w:r>
-        <w:br/>
-      </w:r>
-      <w:r>
-        <w:rPr>
-          <w:rFonts w:ascii="Arial" w:hAnsi="Arial"/>
-          <w:color w:val="202020"/>
-          <w:sz w:val="21"/>
-        </w:rPr>
-        <w:t>Vou dizer a meu sinhô</w:t>
-      </w:r>
-      <w:r>
-        <w:br/>
-      </w:r>
-      <w:r>
-        <w:rPr>
-          <w:rFonts w:ascii="Arial" w:hAnsi="Arial"/>
-          <w:color w:val="202020"/>
-          <w:sz w:val="21"/>
-        </w:rPr>
-        <w:t>Que a manteiga derramou</w:t>
-      </w:r>
-      <w:r>
-        <w:br/>
-      </w:r>
-      <w:r>
-        <w:rPr>
-          <w:rFonts w:ascii="Arial" w:hAnsi="Arial"/>
-          <w:color w:val="202020"/>
-          <w:sz w:val="21"/>
-        </w:rPr>
-        <w:t>A manteiga não é minha</w:t>
-      </w:r>
-      <w:r>
-        <w:br/>
-      </w:r>
-      <w:r>
-        <w:rPr>
-          <w:rFonts w:ascii="Arial" w:hAnsi="Arial"/>
-          <w:color w:val="202020"/>
-          <w:sz w:val="21"/>
-        </w:rPr>
-        <w:t>É pra filha de ioiô</w:t>
+        <w:t>Acarajé é igual roda</w:t>
+      </w:r>
+      <w:r>
+        <w:br/>
+      </w:r>
+      <w:r>
+        <w:rPr>
+          <w:rFonts w:ascii="Arial" w:hAnsi="Arial"/>
+          <w:color w:val="202020"/>
+          <w:sz w:val="21"/>
+        </w:rPr>
+        <w:t>Tem que ter dendê</w:t>
+      </w:r>
+      <w:r>
+        <w:br/>
+      </w:r>
+      <w:r>
+        <w:rPr>
+          <w:rFonts w:ascii="Arial" w:hAnsi="Arial"/>
+          <w:color w:val="202020"/>
+          <w:sz w:val="21"/>
+        </w:rPr>
+        <w:t>Pra fazer o axé</w:t>
       </w:r>
     </w:p>
     <w:p>
-      <w:r>
-        <w:br w:type="page"/>
+      <w:pPr>
+        <w:pStyle w:val="Lyrics"/>
+      </w:pPr>
+      <w:r>
+        <w:rPr>
+          <w:rFonts w:ascii="Arial" w:hAnsi="Arial"/>
+          <w:color w:val="202020"/>
+          <w:sz w:val="21"/>
+        </w:rPr>
+        <w:t>A baiana tem, tem pimenta tem sabor</w:t>
+      </w:r>
+      <w:r>
+        <w:br/>
+      </w:r>
+      <w:r>
+        <w:rPr>
+          <w:rFonts w:ascii="Arial" w:hAnsi="Arial"/>
+          <w:color w:val="202020"/>
+          <w:sz w:val="21"/>
+        </w:rPr>
+        <w:t>E o vegetal para comida salgar</w:t>
+      </w:r>
+      <w:r>
+        <w:br/>
+      </w:r>
+      <w:r>
+        <w:rPr>
+          <w:rFonts w:ascii="Arial" w:hAnsi="Arial"/>
+          <w:color w:val="202020"/>
+          <w:sz w:val="21"/>
+        </w:rPr>
+        <w:t>Porque o gosto tá na sua experiência</w:t>
+      </w:r>
+      <w:r>
+        <w:br/>
+      </w:r>
+      <w:r>
+        <w:rPr>
+          <w:rFonts w:ascii="Arial" w:hAnsi="Arial"/>
+          <w:color w:val="202020"/>
+          <w:sz w:val="21"/>
+        </w:rPr>
+        <w:t>E o capoeira boa é sim pra se testar</w:t>
       </w:r>
     </w:p>
     <w:p>
       <w:pPr>
-        <w:spacing w:before="1440" w:after="320"/>
-        <w:shd w:fill="0566AB"/>
-      </w:pPr>
-      <w:r>
-        <w:rPr>
-          <w:rFonts w:ascii="Arial" w:hAnsi="Arial"/>
-          <w:b/>
-          <w:color w:val="FFFFFF"/>
-          <w:sz w:val="38"/>
-        </w:rPr>
-        <w:t>02</w:t>
+        <w:pStyle w:val="Lyrics"/>
+      </w:pPr>
+      <w:r>
+        <w:rPr>
+          <w:rFonts w:ascii="Arial" w:hAnsi="Arial"/>
+          <w:color w:val="202020"/>
+          <w:sz w:val="21"/>
+        </w:rPr>
+        <w:t>Acarajé é igual roda</w:t>
+      </w:r>
+      <w:r>
+        <w:br/>
+      </w:r>
+      <w:r>
+        <w:rPr>
+          <w:rFonts w:ascii="Arial" w:hAnsi="Arial"/>
+          <w:color w:val="202020"/>
+          <w:sz w:val="21"/>
+        </w:rPr>
+        <w:t>Tem que ter dendê</w:t>
+      </w:r>
+      <w:r>
+        <w:br/>
+      </w:r>
+      <w:r>
+        <w:rPr>
+          <w:rFonts w:ascii="Arial" w:hAnsi="Arial"/>
+          <w:color w:val="202020"/>
+          <w:sz w:val="21"/>
+        </w:rPr>
+        <w:t>Pra fazer o axé</w:t>
       </w:r>
     </w:p>
     <w:p>
       <w:pPr>
-        <w:pStyle w:val="SectionTitle"/>
-        <w:spacing w:before="440" w:after="200"/>
-      </w:pPr>
-      <w:r>
-        <w:t>Quadras de Bimba</w:t>
+        <w:pStyle w:val="Lyrics"/>
+      </w:pPr>
+      <w:r>
+        <w:rPr>
+          <w:rFonts w:ascii="Arial" w:hAnsi="Arial"/>
+          <w:color w:val="202020"/>
+          <w:sz w:val="21"/>
+        </w:rPr>
+        <w:t>Acarajé é igual roda</w:t>
+      </w:r>
+      <w:r>
+        <w:br/>
+      </w:r>
+      <w:r>
+        <w:rPr>
+          <w:rFonts w:ascii="Arial" w:hAnsi="Arial"/>
+          <w:color w:val="202020"/>
+          <w:sz w:val="21"/>
+        </w:rPr>
+        <w:t>Tem que ter dendê</w:t>
+      </w:r>
+      <w:r>
+        <w:br/>
+      </w:r>
+      <w:r>
+        <w:rPr>
+          <w:rFonts w:ascii="Arial" w:hAnsi="Arial"/>
+          <w:color w:val="202020"/>
+          <w:sz w:val="21"/>
+        </w:rPr>
+        <w:t>Pra fazer o axé</w:t>
       </w:r>
     </w:p>
     <w:p>
       <w:pPr>
-        <w:spacing w:after="0"/>
-        <w:pBdr>
-          <w:bottom w:val="single" w:sz="12" w:space="14" w:color="5BA0CA"/>
-        </w:pBdr>
-      </w:pPr>
-      <w:r>
-        <w:rPr>
-          <w:rFonts w:ascii="Arial" w:hAnsi="Arial"/>
-          <w:color w:val="5A6670"/>
-          <w:sz w:val="25"/>
-        </w:rPr>
-        <w:t>Traditional quadras associated with Mestre Bimba.</w:t>
+        <w:pStyle w:val="Lyrics"/>
+      </w:pPr>
+      <w:r>
+        <w:rPr>
+          <w:rFonts w:ascii="Arial" w:hAnsi="Arial"/>
+          <w:color w:val="202020"/>
+          <w:sz w:val="21"/>
+        </w:rPr>
+        <w:t>Acarajé é igual roda</w:t>
+      </w:r>
+      <w:r>
+        <w:br/>
+      </w:r>
+      <w:r>
+        <w:rPr>
+          <w:rFonts w:ascii="Arial" w:hAnsi="Arial"/>
+          <w:color w:val="202020"/>
+          <w:sz w:val="21"/>
+        </w:rPr>
+        <w:t>Tem que ter dendê</w:t>
+      </w:r>
+      <w:r>
+        <w:br/>
+      </w:r>
+      <w:r>
+        <w:rPr>
+          <w:rFonts w:ascii="Arial" w:hAnsi="Arial"/>
+          <w:color w:val="202020"/>
+          <w:sz w:val="21"/>
+        </w:rPr>
+        <w:t>Pra fazer o axé</w:t>
       </w:r>
     </w:p>
     <w:p>
       <w:pPr>
-        <w:pStyle w:val="SongTitle"/>
-        <w:keepNext/>
-        <w:pageBreakBefore/>
-      </w:pPr>
-      <w:r>
-        <w:t>A iúna é Mandingueira</w:t>
-      </w:r>
-    </w:p>
-    <w:p>
-      <w:pPr>
-        <w:pStyle w:val="SongMeta"/>
-      </w:pPr>
-      <w:r>
-        <w:t>QUADRAS DE BIMBA</w:t>
-      </w:r>
-    </w:p>
-    <w:p>
-      <w:pPr>
         <w:pStyle w:val="Lyrics"/>
       </w:pPr>
       <w:r>
@@ -15915,1342 +15458,40 @@
           <w:color w:val="202020"/>
           <w:sz w:val="21"/>
         </w:rPr>
-        <w:t>A iúna é Mandingueira</w:t>
-      </w:r>
-    </w:p>
-    <w:p>
-      <w:pPr>
-        <w:pStyle w:val="Lyrics"/>
-      </w:pPr>
-      <w:r>
-        <w:rPr>
-          <w:rFonts w:ascii="Arial" w:hAnsi="Arial"/>
-          <w:color w:val="202020"/>
-          <w:sz w:val="21"/>
-        </w:rPr>
-        <w:t>A iúna é Mandingueira</w:t>
-      </w:r>
-      <w:r>
-        <w:br/>
-      </w:r>
-      <w:r>
-        <w:rPr>
-          <w:rFonts w:ascii="Arial" w:hAnsi="Arial"/>
-          <w:color w:val="202020"/>
-          <w:sz w:val="21"/>
-        </w:rPr>
-        <w:t>A iúna é Mandingueira</w:t>
-      </w:r>
-      <w:r>
-        <w:br/>
-      </w:r>
-      <w:r>
-        <w:rPr>
-          <w:rFonts w:ascii="Arial" w:hAnsi="Arial"/>
-          <w:color w:val="202020"/>
-          <w:sz w:val="21"/>
-        </w:rPr>
-        <w:t>Quando tá no bebedô</w:t>
-      </w:r>
-      <w:r>
-        <w:br/>
-      </w:r>
-      <w:r>
-        <w:rPr>
-          <w:rFonts w:ascii="Arial" w:hAnsi="Arial"/>
-          <w:color w:val="202020"/>
-          <w:sz w:val="21"/>
-        </w:rPr>
-        <w:t>Sabida foi ligeira</w:t>
-      </w:r>
-      <w:r>
-        <w:br/>
-      </w:r>
-      <w:r>
-        <w:rPr>
-          <w:rFonts w:ascii="Arial" w:hAnsi="Arial"/>
-          <w:color w:val="202020"/>
-          <w:sz w:val="21"/>
-        </w:rPr>
-        <w:t>Mas a Capoeira matô, Camará</w:t>
-      </w:r>
-      <w:r>
-        <w:br/>
-      </w:r>
-      <w:r>
-        <w:rPr>
-          <w:rFonts w:ascii="Arial" w:hAnsi="Arial"/>
-          <w:color w:val="202020"/>
-          <w:sz w:val="21"/>
-        </w:rPr>
-        <w:t>Agua de beber</w:t>
-      </w:r>
-    </w:p>
-    <w:p>
-      <w:pPr>
-        <w:pStyle w:val="SongTitle"/>
-        <w:keepNext/>
-        <w:pageBreakBefore/>
-      </w:pPr>
-      <w:r>
-        <w:t>Capenga ontem teve aqui (EN)</w:t>
-      </w:r>
-    </w:p>
-    <w:p>
-      <w:pPr>
-        <w:pStyle w:val="SongMeta"/>
-      </w:pPr>
-      <w:r>
-        <w:t>QUADRAS DE BIMBA  ·  PORTUGUÊS + ENGLISH</w:t>
-      </w:r>
-    </w:p>
-    <w:p>
-      <w:pPr>
-        <w:pStyle w:val="Lyrics"/>
-      </w:pPr>
-      <w:r>
-        <w:rPr>
-          <w:rFonts w:ascii="Arial" w:hAnsi="Arial"/>
-          <w:color w:val="202020"/>
-          <w:sz w:val="21"/>
-        </w:rPr>
-        <w:t>Capenga ontem teve aqui (EN)</w:t>
-      </w:r>
-      <w:r>
-        <w:br/>
-      </w:r>
-      <w:r>
-        <w:rPr>
-          <w:rFonts w:ascii="Arial" w:hAnsi="Arial"/>
-          <w:color w:val="202020"/>
-          <w:sz w:val="21"/>
-        </w:rPr>
-        <w:t>Includes English Translation and Audio link</w:t>
-      </w:r>
-    </w:p>
-    <w:p>
-      <w:pPr>
-        <w:pStyle w:val="Lyrics"/>
-      </w:pPr>
-      <w:r>
-        <w:rPr>
-          <w:rFonts w:ascii="Arial" w:hAnsi="Arial"/>
-          <w:color w:val="202020"/>
-          <w:sz w:val="21"/>
-        </w:rPr>
-        <w:t>Capenga ontem teve aqui</w:t>
-      </w:r>
-      <w:r>
-        <w:br/>
-      </w:r>
-      <w:r>
-        <w:rPr>
-          <w:rFonts w:ascii="Arial" w:hAnsi="Arial"/>
-          <w:color w:val="202020"/>
-          <w:sz w:val="21"/>
-        </w:rPr>
-        <w:t>Capenga ontem teve aqui</w:t>
-      </w:r>
-      <w:r>
-        <w:br/>
-      </w:r>
-      <w:r>
-        <w:rPr>
-          <w:rFonts w:ascii="Arial" w:hAnsi="Arial"/>
-          <w:color w:val="202020"/>
-          <w:sz w:val="21"/>
-        </w:rPr>
-        <w:t>Deu dois mil réis a papai</w:t>
-      </w:r>
-      <w:r>
-        <w:br/>
-      </w:r>
-      <w:r>
-        <w:rPr>
-          <w:rFonts w:ascii="Arial" w:hAnsi="Arial"/>
-          <w:color w:val="202020"/>
-          <w:sz w:val="21"/>
-        </w:rPr>
-        <w:t>Três mil réis a mamãe</w:t>
-      </w:r>
-      <w:r>
-        <w:br/>
-      </w:r>
-      <w:r>
-        <w:rPr>
-          <w:rFonts w:ascii="Arial" w:hAnsi="Arial"/>
-          <w:color w:val="202020"/>
-          <w:sz w:val="21"/>
-        </w:rPr>
-        <w:t>Café, açúcar a vovó</w:t>
-      </w:r>
-      <w:r>
-        <w:br/>
-      </w:r>
-      <w:r>
-        <w:rPr>
-          <w:rFonts w:ascii="Arial" w:hAnsi="Arial"/>
-          <w:color w:val="202020"/>
-          <w:sz w:val="21"/>
-        </w:rPr>
-        <w:t>Deu dois vintém a mim</w:t>
-      </w:r>
-      <w:r>
-        <w:br/>
-      </w:r>
-      <w:r>
-        <w:rPr>
-          <w:rFonts w:ascii="Arial" w:hAnsi="Arial"/>
-          <w:color w:val="202020"/>
-          <w:sz w:val="21"/>
-        </w:rPr>
-        <w:t>Sim senhor, meu camará</w:t>
-      </w:r>
-      <w:r>
-        <w:br/>
-      </w:r>
-      <w:r>
-        <w:rPr>
-          <w:rFonts w:ascii="Arial" w:hAnsi="Arial"/>
-          <w:color w:val="202020"/>
-          <w:sz w:val="21"/>
-        </w:rPr>
-        <w:t>Quando eu entrar, você entra</w:t>
-      </w:r>
-      <w:r>
-        <w:br/>
-      </w:r>
-      <w:r>
-        <w:rPr>
-          <w:rFonts w:ascii="Arial" w:hAnsi="Arial"/>
-          <w:color w:val="202020"/>
-          <w:sz w:val="21"/>
-        </w:rPr>
-        <w:t>Quando eu sair, você sai</w:t>
-      </w:r>
-      <w:r>
-        <w:br/>
-      </w:r>
-      <w:r>
-        <w:rPr>
-          <w:rFonts w:ascii="Arial" w:hAnsi="Arial"/>
-          <w:color w:val="202020"/>
-          <w:sz w:val="21"/>
-        </w:rPr>
-        <w:t>Passar bem, passar mal</w:t>
-      </w:r>
-      <w:r>
-        <w:br/>
-      </w:r>
-      <w:r>
-        <w:rPr>
-          <w:rFonts w:ascii="Arial" w:hAnsi="Arial"/>
-          <w:color w:val="202020"/>
-          <w:sz w:val="21"/>
-        </w:rPr>
-        <w:t>Mas tudo no mundo é passar</w:t>
-      </w:r>
-      <w:r>
-        <w:br/>
-      </w:r>
-      <w:r>
-        <w:rPr>
-          <w:rFonts w:ascii="Arial" w:hAnsi="Arial"/>
-          <w:color w:val="202020"/>
-          <w:sz w:val="21"/>
-        </w:rPr>
-        <w:t>Haha</w:t>
-      </w:r>
-      <w:r>
-        <w:br/>
-      </w:r>
-      <w:r>
-        <w:rPr>
-          <w:rFonts w:ascii="Arial" w:hAnsi="Arial"/>
-          <w:color w:val="202020"/>
-          <w:sz w:val="21"/>
-        </w:rPr>
-        <w:t>Água de beber</w:t>
-      </w:r>
-      <w:r>
-        <w:br/>
-      </w:r>
-      <w:r>
-        <w:rPr>
-          <w:rFonts w:ascii="Arial" w:hAnsi="Arial"/>
-          <w:color w:val="202020"/>
-          <w:sz w:val="21"/>
-        </w:rPr>
-        <w:t>A cripple was here yesterday</w:t>
-      </w:r>
-      <w:r>
-        <w:br/>
-      </w:r>
-      <w:r>
-        <w:rPr>
-          <w:rFonts w:ascii="Arial" w:hAnsi="Arial"/>
-          <w:color w:val="202020"/>
-          <w:sz w:val="21"/>
-        </w:rPr>
-        <w:t>A cripple was here yesterday</w:t>
-      </w:r>
-      <w:r>
-        <w:br/>
-      </w:r>
-      <w:r>
-        <w:rPr>
-          <w:rFonts w:ascii="Arial" w:hAnsi="Arial"/>
-          <w:color w:val="202020"/>
-          <w:sz w:val="21"/>
-        </w:rPr>
-        <w:t>Gave two thousand reis to Dad</w:t>
-      </w:r>
-      <w:r>
-        <w:br/>
-      </w:r>
-      <w:r>
-        <w:rPr>
-          <w:rFonts w:ascii="Arial" w:hAnsi="Arial"/>
-          <w:color w:val="202020"/>
-          <w:sz w:val="21"/>
-        </w:rPr>
-        <w:t>Three thousand reis to Mom</w:t>
-      </w:r>
-      <w:r>
-        <w:br/>
-      </w:r>
-      <w:r>
-        <w:rPr>
-          <w:rFonts w:ascii="Arial" w:hAnsi="Arial"/>
-          <w:color w:val="202020"/>
-          <w:sz w:val="21"/>
-        </w:rPr>
-        <w:t>Coffee, sugar to Grandma</w:t>
-      </w:r>
-      <w:r>
-        <w:br/>
-      </w:r>
-      <w:r>
-        <w:rPr>
-          <w:rFonts w:ascii="Arial" w:hAnsi="Arial"/>
-          <w:color w:val="202020"/>
-          <w:sz w:val="21"/>
-        </w:rPr>
-        <w:t>Gave two twenties for me</w:t>
-      </w:r>
-      <w:r>
-        <w:br/>
-      </w:r>
-      <w:r>
-        <w:rPr>
-          <w:rFonts w:ascii="Arial" w:hAnsi="Arial"/>
-          <w:color w:val="202020"/>
-          <w:sz w:val="21"/>
-        </w:rPr>
-        <w:t>Yes sir, my freind</w:t>
-      </w:r>
-      <w:r>
-        <w:br/>
-      </w:r>
-      <w:r>
-        <w:rPr>
-          <w:rFonts w:ascii="Arial" w:hAnsi="Arial"/>
-          <w:color w:val="202020"/>
-          <w:sz w:val="21"/>
-        </w:rPr>
-        <w:t>When I enter, you enter</w:t>
-      </w:r>
-      <w:r>
-        <w:br/>
-      </w:r>
-      <w:r>
-        <w:rPr>
-          <w:rFonts w:ascii="Arial" w:hAnsi="Arial"/>
-          <w:color w:val="202020"/>
-          <w:sz w:val="21"/>
-        </w:rPr>
-        <w:t>When I leave, you leave</w:t>
-      </w:r>
-      <w:r>
-        <w:br/>
-      </w:r>
-      <w:r>
-        <w:rPr>
-          <w:rFonts w:ascii="Arial" w:hAnsi="Arial"/>
-          <w:color w:val="202020"/>
-          <w:sz w:val="21"/>
-        </w:rPr>
-        <w:t>Be well, be sick</w:t>
-      </w:r>
-      <w:r>
-        <w:br/>
-      </w:r>
-      <w:r>
-        <w:rPr>
-          <w:rFonts w:ascii="Arial" w:hAnsi="Arial"/>
-          <w:color w:val="202020"/>
-          <w:sz w:val="21"/>
-        </w:rPr>
-        <w:t>But everything in life passing</w:t>
-      </w:r>
-      <w:r>
-        <w:br/>
-      </w:r>
-      <w:r>
-        <w:rPr>
-          <w:rFonts w:ascii="Arial" w:hAnsi="Arial"/>
-          <w:color w:val="202020"/>
-          <w:sz w:val="21"/>
-        </w:rPr>
-        <w:t>Haha</w:t>
-      </w:r>
-      <w:r>
-        <w:br/>
-      </w:r>
-      <w:r>
-        <w:rPr>
-          <w:rFonts w:ascii="Arial" w:hAnsi="Arial"/>
-          <w:color w:val="202020"/>
-          <w:sz w:val="21"/>
-        </w:rPr>
-        <w:t>Water to drink</w:t>
-      </w:r>
-    </w:p>
-    <w:p>
-      <w:pPr>
-        <w:pStyle w:val="SongTitle"/>
-        <w:keepNext/>
-        <w:pageBreakBefore/>
-      </w:pPr>
-      <w:r>
-        <w:t>Dia que eu amanheço</w:t>
-      </w:r>
-    </w:p>
-    <w:p>
-      <w:pPr>
-        <w:pStyle w:val="SongMeta"/>
-      </w:pPr>
-      <w:r>
-        <w:t>QUADRAS DE BIMBA</w:t>
-      </w:r>
-    </w:p>
-    <w:p>
-      <w:pPr>
-        <w:pStyle w:val="Lyrics"/>
-      </w:pPr>
-      <w:r>
-        <w:rPr>
-          <w:rFonts w:ascii="Arial" w:hAnsi="Arial"/>
-          <w:color w:val="202020"/>
-          <w:sz w:val="21"/>
-        </w:rPr>
-        <w:t>Dia que eu amanheço</w:t>
-      </w:r>
-    </w:p>
-    <w:p>
-      <w:pPr>
-        <w:pStyle w:val="Lyrics"/>
-      </w:pPr>
-      <w:r>
-        <w:rPr>
-          <w:rFonts w:ascii="Arial" w:hAnsi="Arial"/>
-          <w:color w:val="202020"/>
-          <w:sz w:val="21"/>
-        </w:rPr>
-        <w:t>Dia que eu amanheço</w:t>
-      </w:r>
-      <w:r>
-        <w:br/>
-      </w:r>
-      <w:r>
-        <w:rPr>
-          <w:rFonts w:ascii="Arial" w:hAnsi="Arial"/>
-          <w:color w:val="202020"/>
-          <w:sz w:val="21"/>
-        </w:rPr>
-        <w:t>Dia que eu amanheço</w:t>
-      </w:r>
-      <w:r>
-        <w:br/>
-      </w:r>
-      <w:r>
-        <w:rPr>
-          <w:rFonts w:ascii="Arial" w:hAnsi="Arial"/>
-          <w:color w:val="202020"/>
-          <w:sz w:val="21"/>
-        </w:rPr>
-        <w:t>Dentro de Itabaianinha</w:t>
-      </w:r>
-      <w:r>
-        <w:br/>
-      </w:r>
-      <w:r>
-        <w:rPr>
-          <w:rFonts w:ascii="Arial" w:hAnsi="Arial"/>
-          <w:color w:val="202020"/>
-          <w:sz w:val="21"/>
-        </w:rPr>
-        <w:t>Homem não monta cavalo</w:t>
-      </w:r>
-      <w:r>
-        <w:br/>
-      </w:r>
-      <w:r>
-        <w:rPr>
-          <w:rFonts w:ascii="Arial" w:hAnsi="Arial"/>
-          <w:color w:val="202020"/>
-          <w:sz w:val="21"/>
-        </w:rPr>
-        <w:t>Mulher não deita galinha</w:t>
-      </w:r>
-      <w:r>
-        <w:br/>
-      </w:r>
-      <w:r>
-        <w:rPr>
-          <w:rFonts w:ascii="Arial" w:hAnsi="Arial"/>
-          <w:color w:val="202020"/>
-          <w:sz w:val="21"/>
-        </w:rPr>
-        <w:t>As freiras que tão rezando</w:t>
-      </w:r>
-      <w:r>
-        <w:br/>
-      </w:r>
-      <w:r>
-        <w:rPr>
-          <w:rFonts w:ascii="Arial" w:hAnsi="Arial"/>
-          <w:color w:val="202020"/>
-          <w:sz w:val="21"/>
-        </w:rPr>
-        <w:t>Se esquecem da ladainha</w:t>
-      </w:r>
-      <w:r>
-        <w:br/>
-      </w:r>
-      <w:r>
-        <w:rPr>
-          <w:rFonts w:ascii="Arial" w:hAnsi="Arial"/>
-          <w:color w:val="202020"/>
-          <w:sz w:val="21"/>
-        </w:rPr>
-        <w:t>Haha</w:t>
-      </w:r>
-      <w:r>
-        <w:br/>
-      </w:r>
-      <w:r>
-        <w:rPr>
-          <w:rFonts w:ascii="Arial" w:hAnsi="Arial"/>
-          <w:color w:val="202020"/>
-          <w:sz w:val="21"/>
-        </w:rPr>
-        <w:t>Água de beber</w:t>
-      </w:r>
-      <w:r>
-        <w:br/>
-      </w:r>
-      <w:r>
-        <w:rPr>
-          <w:rFonts w:ascii="Arial" w:hAnsi="Arial"/>
-          <w:color w:val="202020"/>
-          <w:sz w:val="21"/>
-        </w:rPr>
-        <w:t>Eai Aruandê</w:t>
-      </w:r>
-    </w:p>
-    <w:p>
-      <w:pPr>
-        <w:pStyle w:val="SongTitle"/>
-        <w:keepNext/>
-        <w:pageBreakBefore/>
-      </w:pPr>
-      <w:r>
-        <w:t>Estava na minha casa (EN)</w:t>
-      </w:r>
-    </w:p>
-    <w:p>
-      <w:pPr>
-        <w:pStyle w:val="SongMeta"/>
-      </w:pPr>
-      <w:r>
-        <w:t>QUADRAS DE BIMBA  ·  PORTUGUÊS + ENGLISH</w:t>
-      </w:r>
-    </w:p>
-    <w:p>
-      <w:pPr>
-        <w:pStyle w:val="Lyrics"/>
-      </w:pPr>
-      <w:r>
-        <w:rPr>
-          <w:rFonts w:ascii="Arial" w:hAnsi="Arial"/>
-          <w:color w:val="202020"/>
-          <w:sz w:val="21"/>
-        </w:rPr>
-        <w:t>Estava na minha casa (EN)</w:t>
-      </w:r>
-      <w:r>
-        <w:br/>
-      </w:r>
-      <w:r>
-        <w:rPr>
-          <w:rFonts w:ascii="Arial" w:hAnsi="Arial"/>
-          <w:color w:val="202020"/>
-          <w:sz w:val="21"/>
-        </w:rPr>
-        <w:t>Includes English Translation and Audio link</w:t>
-      </w:r>
-    </w:p>
-    <w:p>
-      <w:pPr>
-        <w:pStyle w:val="Lyrics"/>
-      </w:pPr>
-      <w:r>
-        <w:rPr>
-          <w:rFonts w:ascii="Arial" w:hAnsi="Arial"/>
-          <w:color w:val="202020"/>
-          <w:sz w:val="21"/>
-        </w:rPr>
-        <w:t>Iê na minha casa</w:t>
-      </w:r>
-      <w:r>
-        <w:br/>
-      </w:r>
-      <w:r>
-        <w:rPr>
-          <w:rFonts w:ascii="Arial" w:hAnsi="Arial"/>
-          <w:color w:val="202020"/>
-          <w:sz w:val="21"/>
-        </w:rPr>
-        <w:t>Tava na minha casa</w:t>
-      </w:r>
-      <w:r>
-        <w:br/>
-      </w:r>
-      <w:r>
-        <w:rPr>
-          <w:rFonts w:ascii="Arial" w:hAnsi="Arial"/>
-          <w:color w:val="202020"/>
-          <w:sz w:val="21"/>
-        </w:rPr>
-        <w:t>Sem pensar, sem imaginar</w:t>
-      </w:r>
-      <w:r>
-        <w:br/>
-      </w:r>
-      <w:r>
-        <w:rPr>
-          <w:rFonts w:ascii="Arial" w:hAnsi="Arial"/>
-          <w:color w:val="202020"/>
-          <w:sz w:val="21"/>
-        </w:rPr>
-        <w:t>Mandaram me chamar</w:t>
-      </w:r>
-      <w:r>
-        <w:br/>
-      </w:r>
-      <w:r>
-        <w:rPr>
-          <w:rFonts w:ascii="Arial" w:hAnsi="Arial"/>
-          <w:color w:val="202020"/>
-          <w:sz w:val="21"/>
-        </w:rPr>
-        <w:t>Pra ajudar a vencer</w:t>
-      </w:r>
-      <w:r>
-        <w:br/>
-      </w:r>
-      <w:r>
-        <w:rPr>
-          <w:rFonts w:ascii="Arial" w:hAnsi="Arial"/>
-          <w:color w:val="202020"/>
-          <w:sz w:val="21"/>
-        </w:rPr>
-        <w:t>Mas a guerra do Paraná</w:t>
-      </w:r>
-      <w:r>
-        <w:br/>
-      </w:r>
-      <w:r>
-        <w:rPr>
-          <w:rFonts w:ascii="Arial" w:hAnsi="Arial"/>
-          <w:color w:val="202020"/>
-          <w:sz w:val="21"/>
-        </w:rPr>
-        <w:t>Haha</w:t>
-      </w:r>
-      <w:r>
-        <w:br/>
-      </w:r>
-      <w:r>
-        <w:rPr>
-          <w:rFonts w:ascii="Arial" w:hAnsi="Arial"/>
-          <w:color w:val="202020"/>
-          <w:sz w:val="21"/>
-        </w:rPr>
-        <w:t>Água de beber</w:t>
-      </w:r>
-      <w:r>
-        <w:br/>
-      </w:r>
-      <w:r>
-        <w:rPr>
-          <w:rFonts w:ascii="Arial" w:hAnsi="Arial"/>
-          <w:color w:val="202020"/>
-          <w:sz w:val="21"/>
-        </w:rPr>
-        <w:t>Ei Aruandê</w:t>
-      </w:r>
-      <w:r>
-        <w:br/>
-      </w:r>
-      <w:r>
-        <w:rPr>
-          <w:rFonts w:ascii="Arial" w:hAnsi="Arial"/>
-          <w:color w:val="202020"/>
-          <w:sz w:val="21"/>
-        </w:rPr>
-        <w:t>Aia quer me vender</w:t>
-      </w:r>
-      <w:r>
-        <w:br/>
-      </w:r>
-      <w:r>
-        <w:rPr>
-          <w:rFonts w:ascii="Arial" w:hAnsi="Arial"/>
-          <w:color w:val="202020"/>
-          <w:sz w:val="21"/>
-        </w:rPr>
-        <w:t>Ie in my house</w:t>
-      </w:r>
-      <w:r>
-        <w:br/>
-      </w:r>
-      <w:r>
-        <w:rPr>
-          <w:rFonts w:ascii="Arial" w:hAnsi="Arial"/>
-          <w:color w:val="202020"/>
-          <w:sz w:val="21"/>
-        </w:rPr>
-        <w:t>I was in my house</w:t>
-      </w:r>
-      <w:r>
-        <w:br/>
-      </w:r>
-      <w:r>
-        <w:rPr>
-          <w:rFonts w:ascii="Arial" w:hAnsi="Arial"/>
-          <w:color w:val="202020"/>
-          <w:sz w:val="21"/>
-        </w:rPr>
-        <w:t>Without thinking, without imagining</w:t>
-      </w:r>
-      <w:r>
-        <w:br/>
-      </w:r>
-      <w:r>
-        <w:rPr>
-          <w:rFonts w:ascii="Arial" w:hAnsi="Arial"/>
-          <w:color w:val="202020"/>
-          <w:sz w:val="21"/>
-        </w:rPr>
-        <w:t>They sent to call me</w:t>
-      </w:r>
-      <w:r>
-        <w:br/>
-      </w:r>
-      <w:r>
-        <w:rPr>
-          <w:rFonts w:ascii="Arial" w:hAnsi="Arial"/>
-          <w:color w:val="202020"/>
-          <w:sz w:val="21"/>
-        </w:rPr>
-        <w:t>To help to beat</w:t>
-      </w:r>
-      <w:r>
-        <w:br/>
-      </w:r>
-      <w:r>
-        <w:rPr>
-          <w:rFonts w:ascii="Arial" w:hAnsi="Arial"/>
-          <w:color w:val="202020"/>
-          <w:sz w:val="21"/>
-        </w:rPr>
-        <w:t>But it’s the war of  Paraná</w:t>
-      </w:r>
-      <w:r>
-        <w:br/>
-      </w:r>
-      <w:r>
-        <w:rPr>
-          <w:rFonts w:ascii="Arial" w:hAnsi="Arial"/>
-          <w:color w:val="202020"/>
-          <w:sz w:val="21"/>
-        </w:rPr>
-        <w:t>Haha</w:t>
-      </w:r>
-      <w:r>
-        <w:br/>
-      </w:r>
-      <w:r>
-        <w:rPr>
-          <w:rFonts w:ascii="Arial" w:hAnsi="Arial"/>
-          <w:color w:val="202020"/>
-          <w:sz w:val="21"/>
-        </w:rPr>
-        <w:t>Water to drink</w:t>
-      </w:r>
-      <w:r>
-        <w:br/>
-      </w:r>
-      <w:r>
-        <w:rPr>
-          <w:rFonts w:ascii="Arial" w:hAnsi="Arial"/>
-          <w:color w:val="202020"/>
-          <w:sz w:val="21"/>
-        </w:rPr>
-        <w:t>Ei Aruandê</w:t>
-      </w:r>
-      <w:r>
-        <w:br/>
-      </w:r>
-      <w:r>
-        <w:rPr>
-          <w:rFonts w:ascii="Arial" w:hAnsi="Arial"/>
-          <w:color w:val="202020"/>
-          <w:sz w:val="21"/>
-        </w:rPr>
-        <w:t>Aia wants to sell me</w:t>
-      </w:r>
-    </w:p>
-    <w:p>
-      <w:pPr>
-        <w:pStyle w:val="SongTitle"/>
-        <w:keepNext/>
-        <w:pageBreakBefore/>
-      </w:pPr>
-      <w:r>
-        <w:t>Iê tinha um vizinho</w:t>
-      </w:r>
-    </w:p>
-    <w:p>
-      <w:pPr>
-        <w:pStyle w:val="SongMeta"/>
-      </w:pPr>
-      <w:r>
-        <w:t>QUADRAS DE BIMBA</w:t>
-      </w:r>
-    </w:p>
-    <w:p>
-      <w:pPr>
-        <w:pStyle w:val="Lyrics"/>
-      </w:pPr>
-      <w:r>
-        <w:rPr>
-          <w:rFonts w:ascii="Arial" w:hAnsi="Arial"/>
-          <w:color w:val="202020"/>
-          <w:sz w:val="21"/>
-        </w:rPr>
-        <w:t>Iê tinha um vizinho</w:t>
-      </w:r>
-    </w:p>
-    <w:p>
-      <w:pPr>
-        <w:pStyle w:val="Lyrics"/>
-      </w:pPr>
-      <w:r>
-        <w:rPr>
-          <w:rFonts w:ascii="Arial" w:hAnsi="Arial"/>
-          <w:color w:val="202020"/>
-          <w:sz w:val="21"/>
-        </w:rPr>
-        <w:t>Iê tinha um vizinho</w:t>
-      </w:r>
-      <w:r>
-        <w:br/>
-      </w:r>
-      <w:r>
-        <w:rPr>
-          <w:rFonts w:ascii="Arial" w:hAnsi="Arial"/>
-          <w:color w:val="202020"/>
-          <w:sz w:val="21"/>
-        </w:rPr>
-        <w:t>Pe de mim tinha um vizinho</w:t>
-      </w:r>
-      <w:r>
-        <w:br/>
-      </w:r>
-      <w:r>
-        <w:rPr>
-          <w:rFonts w:ascii="Arial" w:hAnsi="Arial"/>
-          <w:color w:val="202020"/>
-          <w:sz w:val="21"/>
-        </w:rPr>
-        <w:t>Enricou sem trabalhar</w:t>
-      </w:r>
-      <w:r>
-        <w:br/>
-      </w:r>
-      <w:r>
-        <w:rPr>
-          <w:rFonts w:ascii="Arial" w:hAnsi="Arial"/>
-          <w:color w:val="202020"/>
-          <w:sz w:val="21"/>
-        </w:rPr>
-        <w:t>Meu pai trabalhou tanto</w:t>
-      </w:r>
-      <w:r>
-        <w:br/>
-      </w:r>
-      <w:r>
-        <w:rPr>
-          <w:rFonts w:ascii="Arial" w:hAnsi="Arial"/>
-          <w:color w:val="202020"/>
-          <w:sz w:val="21"/>
-        </w:rPr>
-        <w:t>Mas nunca foi de enricar</w:t>
-      </w:r>
-      <w:r>
-        <w:br/>
-      </w:r>
-      <w:r>
-        <w:rPr>
-          <w:rFonts w:ascii="Arial" w:hAnsi="Arial"/>
-          <w:color w:val="202020"/>
-          <w:sz w:val="21"/>
-        </w:rPr>
-        <w:t>Num deitava uma noite</w:t>
-      </w:r>
-      <w:r>
-        <w:br/>
-      </w:r>
-      <w:r>
-        <w:rPr>
-          <w:rFonts w:ascii="Arial" w:hAnsi="Arial"/>
-          <w:color w:val="202020"/>
-          <w:sz w:val="21"/>
-        </w:rPr>
-        <w:t>Que deixasse de rezar</w:t>
-      </w:r>
-      <w:r>
-        <w:br/>
-      </w:r>
-      <w:r>
-        <w:rPr>
-          <w:rFonts w:ascii="Arial" w:hAnsi="Arial"/>
-          <w:color w:val="202020"/>
-          <w:sz w:val="21"/>
-        </w:rPr>
-        <w:t>Camará</w:t>
-      </w:r>
-      <w:r>
-        <w:br/>
-      </w:r>
-      <w:r>
-        <w:rPr>
-          <w:rFonts w:ascii="Arial" w:hAnsi="Arial"/>
-          <w:color w:val="202020"/>
-          <w:sz w:val="21"/>
-        </w:rPr>
-        <w:t>Água de beber</w:t>
-      </w:r>
-      <w:r>
-        <w:br/>
-      </w:r>
-      <w:r>
-        <w:rPr>
-          <w:rFonts w:ascii="Arial" w:hAnsi="Arial"/>
-          <w:color w:val="202020"/>
-          <w:sz w:val="21"/>
-        </w:rPr>
-        <w:t>Iê Aruandê</w:t>
-      </w:r>
-      <w:r>
-        <w:br/>
-      </w:r>
-      <w:r>
-        <w:rPr>
-          <w:rFonts w:ascii="Arial" w:hAnsi="Arial"/>
-          <w:color w:val="202020"/>
-          <w:sz w:val="21"/>
-        </w:rPr>
-        <w:t>E viva Deus do céu</w:t>
-      </w:r>
-      <w:r>
-        <w:br/>
-      </w:r>
-      <w:r>
-        <w:rPr>
-          <w:rFonts w:ascii="Arial" w:hAnsi="Arial"/>
-          <w:color w:val="202020"/>
-          <w:sz w:val="21"/>
-        </w:rPr>
-        <w:t>Iê viva meu mestre</w:t>
-      </w:r>
-    </w:p>
-    <w:p>
-      <w:pPr>
-        <w:pStyle w:val="SongTitle"/>
-        <w:keepNext/>
-        <w:pageBreakBefore/>
-      </w:pPr>
-      <w:r>
-        <w:t>Quem foi teu mestre (EN)</w:t>
-      </w:r>
-    </w:p>
-    <w:p>
-      <w:pPr>
-        <w:pStyle w:val="SongMeta"/>
-      </w:pPr>
-      <w:r>
-        <w:t>QUADRAS DE BIMBA  ·  PORTUGUÊS + ENGLISH</w:t>
-      </w:r>
-    </w:p>
-    <w:p>
-      <w:pPr>
-        <w:pStyle w:val="Lyrics"/>
-      </w:pPr>
-      <w:r>
-        <w:rPr>
-          <w:rFonts w:ascii="Arial" w:hAnsi="Arial"/>
-          <w:color w:val="202020"/>
-          <w:sz w:val="21"/>
-        </w:rPr>
-        <w:t>Quem foi teu mestre (EN)</w:t>
-      </w:r>
-    </w:p>
-    <w:p>
-      <w:pPr>
-        <w:pStyle w:val="Lyrics"/>
-      </w:pPr>
-      <w:r>
-        <w:rPr>
-          <w:rFonts w:ascii="Arial" w:hAnsi="Arial"/>
-          <w:color w:val="202020"/>
-          <w:sz w:val="21"/>
-        </w:rPr>
-        <w:t>Iê quem foi teu mestre</w:t>
-      </w:r>
-      <w:r>
-        <w:br/>
-      </w:r>
-      <w:r>
-        <w:rPr>
-          <w:rFonts w:ascii="Arial" w:hAnsi="Arial"/>
-          <w:color w:val="202020"/>
-          <w:sz w:val="21"/>
-        </w:rPr>
-        <w:t>Menino quem foi teu mestre</w:t>
-      </w:r>
-      <w:r>
-        <w:br/>
-      </w:r>
-      <w:r>
-        <w:rPr>
-          <w:rFonts w:ascii="Arial" w:hAnsi="Arial"/>
-          <w:color w:val="202020"/>
-          <w:sz w:val="21"/>
-        </w:rPr>
-        <w:t>Mestre foi Salomão</w:t>
-      </w:r>
-      <w:r>
-        <w:br/>
-      </w:r>
-      <w:r>
-        <w:rPr>
-          <w:rFonts w:ascii="Arial" w:hAnsi="Arial"/>
-          <w:color w:val="202020"/>
-          <w:sz w:val="21"/>
-        </w:rPr>
-        <w:t>Discípulo que aprendo</w:t>
-      </w:r>
-      <w:r>
-        <w:br/>
-      </w:r>
-      <w:r>
-        <w:rPr>
-          <w:rFonts w:ascii="Arial" w:hAnsi="Arial"/>
-          <w:color w:val="202020"/>
-          <w:sz w:val="21"/>
-        </w:rPr>
-        <w:t>Mestre que dou lição</w:t>
-      </w:r>
-      <w:r>
-        <w:br/>
-      </w:r>
-      <w:r>
-        <w:rPr>
-          <w:rFonts w:ascii="Arial" w:hAnsi="Arial"/>
-          <w:color w:val="202020"/>
-          <w:sz w:val="21"/>
-        </w:rPr>
-        <w:t>O Mestre quem me ensinou</w:t>
-      </w:r>
-      <w:r>
-        <w:br/>
-      </w:r>
-      <w:r>
-        <w:rPr>
-          <w:rFonts w:ascii="Arial" w:hAnsi="Arial"/>
-          <w:color w:val="202020"/>
-          <w:sz w:val="21"/>
-        </w:rPr>
-        <w:t>No engenho da Conceição</w:t>
-      </w:r>
-      <w:r>
-        <w:br/>
-      </w:r>
-      <w:r>
-        <w:rPr>
-          <w:rFonts w:ascii="Arial" w:hAnsi="Arial"/>
-          <w:color w:val="202020"/>
-          <w:sz w:val="21"/>
-        </w:rPr>
-        <w:t>A ele devo dinheiro</w:t>
-      </w:r>
-      <w:r>
-        <w:br/>
-      </w:r>
-      <w:r>
-        <w:rPr>
-          <w:rFonts w:ascii="Arial" w:hAnsi="Arial"/>
-          <w:color w:val="202020"/>
-          <w:sz w:val="21"/>
-        </w:rPr>
-        <w:t>Saúde e obrigação</w:t>
-      </w:r>
-      <w:r>
-        <w:br/>
-      </w:r>
-      <w:r>
-        <w:rPr>
-          <w:rFonts w:ascii="Arial" w:hAnsi="Arial"/>
-          <w:color w:val="202020"/>
-          <w:sz w:val="21"/>
-        </w:rPr>
-        <w:t>Segredo de São Cosme</w:t>
-      </w:r>
-      <w:r>
-        <w:br/>
-      </w:r>
-      <w:r>
-        <w:rPr>
-          <w:rFonts w:ascii="Arial" w:hAnsi="Arial"/>
-          <w:color w:val="202020"/>
-          <w:sz w:val="21"/>
-        </w:rPr>
-        <w:t>Mas quem sabe é São Damião</w:t>
-      </w:r>
-      <w:r>
-        <w:br/>
-      </w:r>
-      <w:r>
-        <w:rPr>
-          <w:rFonts w:ascii="Arial" w:hAnsi="Arial"/>
-          <w:color w:val="202020"/>
-          <w:sz w:val="21"/>
-        </w:rPr>
-        <w:t>Camará</w:t>
-      </w:r>
-      <w:r>
-        <w:br/>
-      </w:r>
-      <w:r>
-        <w:rPr>
-          <w:rFonts w:ascii="Arial" w:hAnsi="Arial"/>
-          <w:color w:val="202020"/>
-          <w:sz w:val="21"/>
-        </w:rPr>
-        <w:t>Água de beber</w:t>
-      </w:r>
-      <w:r>
-        <w:br/>
-      </w:r>
-      <w:r>
-        <w:rPr>
-          <w:rFonts w:ascii="Arial" w:hAnsi="Arial"/>
-          <w:color w:val="202020"/>
-          <w:sz w:val="21"/>
-        </w:rPr>
-        <w:t>Ei Aruandê</w:t>
-      </w:r>
-      <w:r>
-        <w:br/>
-      </w:r>
-      <w:r>
-        <w:rPr>
-          <w:rFonts w:ascii="Arial" w:hAnsi="Arial"/>
-          <w:color w:val="202020"/>
-          <w:sz w:val="21"/>
-        </w:rPr>
-        <w:t>Aia camaradinha</w:t>
-      </w:r>
-    </w:p>
-    <w:p>
-      <w:pPr>
-        <w:pStyle w:val="Lyrics"/>
-      </w:pPr>
-      <w:r>
-        <w:rPr>
-          <w:rFonts w:ascii="Arial" w:hAnsi="Arial"/>
-          <w:color w:val="202020"/>
-          <w:sz w:val="21"/>
-        </w:rPr>
-        <w:t>Ie who was your master</w:t>
-      </w:r>
-      <w:r>
-        <w:br/>
-      </w:r>
-      <w:r>
-        <w:rPr>
-          <w:rFonts w:ascii="Arial" w:hAnsi="Arial"/>
-          <w:color w:val="202020"/>
-          <w:sz w:val="21"/>
-        </w:rPr>
-        <w:t>Boy who was you master</w:t>
-      </w:r>
-      <w:r>
-        <w:br/>
-      </w:r>
-      <w:r>
-        <w:rPr>
-          <w:rFonts w:ascii="Arial" w:hAnsi="Arial"/>
-          <w:color w:val="202020"/>
-          <w:sz w:val="21"/>
-        </w:rPr>
-        <w:t>Master was Solomon</w:t>
-      </w:r>
-      <w:r>
-        <w:br/>
-      </w:r>
-      <w:r>
-        <w:rPr>
-          <w:rFonts w:ascii="Arial" w:hAnsi="Arial"/>
-          <w:color w:val="202020"/>
-          <w:sz w:val="21"/>
-        </w:rPr>
-        <w:t>Disciple who learn</w:t>
-      </w:r>
-      <w:r>
-        <w:br/>
-      </w:r>
-      <w:r>
-        <w:rPr>
-          <w:rFonts w:ascii="Arial" w:hAnsi="Arial"/>
-          <w:color w:val="202020"/>
-          <w:sz w:val="21"/>
-        </w:rPr>
-        <w:t>Master that give lesson</w:t>
-      </w:r>
-      <w:r>
-        <w:br/>
-      </w:r>
-      <w:r>
-        <w:rPr>
-          <w:rFonts w:ascii="Arial" w:hAnsi="Arial"/>
-          <w:color w:val="202020"/>
-          <w:sz w:val="21"/>
-        </w:rPr>
-        <w:t>The Master who taught me</w:t>
-      </w:r>
-      <w:r>
-        <w:br/>
-      </w:r>
-      <w:r>
-        <w:rPr>
-          <w:rFonts w:ascii="Arial" w:hAnsi="Arial"/>
-          <w:color w:val="202020"/>
-          <w:sz w:val="21"/>
-        </w:rPr>
-        <w:t>Resourcefulness of Conception</w:t>
-      </w:r>
-      <w:r>
-        <w:br/>
-      </w:r>
-      <w:r>
-        <w:rPr>
-          <w:rFonts w:ascii="Arial" w:hAnsi="Arial"/>
-          <w:color w:val="202020"/>
-          <w:sz w:val="21"/>
-        </w:rPr>
-        <w:t>To him I owe money</w:t>
-      </w:r>
-      <w:r>
-        <w:br/>
-      </w:r>
-      <w:r>
-        <w:rPr>
-          <w:rFonts w:ascii="Arial" w:hAnsi="Arial"/>
-          <w:color w:val="202020"/>
-          <w:sz w:val="21"/>
-        </w:rPr>
-        <w:t>Health and obligation</w:t>
-      </w:r>
-      <w:r>
-        <w:br/>
-      </w:r>
-      <w:r>
-        <w:rPr>
-          <w:rFonts w:ascii="Arial" w:hAnsi="Arial"/>
-          <w:color w:val="202020"/>
-          <w:sz w:val="21"/>
-        </w:rPr>
-        <w:t>Secret of St. Cosme</w:t>
-      </w:r>
-      <w:r>
-        <w:br/>
-      </w:r>
-      <w:r>
-        <w:rPr>
-          <w:rFonts w:ascii="Arial" w:hAnsi="Arial"/>
-          <w:color w:val="202020"/>
-          <w:sz w:val="21"/>
-        </w:rPr>
-        <w:t>But who knows St. Damian</w:t>
-      </w:r>
-      <w:r>
-        <w:br/>
-      </w:r>
-      <w:r>
-        <w:rPr>
-          <w:rFonts w:ascii="Arial" w:hAnsi="Arial"/>
-          <w:color w:val="202020"/>
-          <w:sz w:val="21"/>
-        </w:rPr>
-        <w:t>Friend</w:t>
-      </w:r>
-      <w:r>
-        <w:br/>
-      </w:r>
-      <w:r>
-        <w:rPr>
-          <w:rFonts w:ascii="Arial" w:hAnsi="Arial"/>
-          <w:color w:val="202020"/>
-          <w:sz w:val="21"/>
-        </w:rPr>
-        <w:t>Water to drink</w:t>
-      </w:r>
-      <w:r>
-        <w:br/>
-      </w:r>
-      <w:r>
-        <w:rPr>
-          <w:rFonts w:ascii="Arial" w:hAnsi="Arial"/>
-          <w:color w:val="202020"/>
-          <w:sz w:val="21"/>
-        </w:rPr>
-        <w:t>Ei Aruandê</w:t>
-      </w:r>
-      <w:r>
-        <w:br/>
-      </w:r>
-      <w:r>
-        <w:rPr>
-          <w:rFonts w:ascii="Arial" w:hAnsi="Arial"/>
-          <w:color w:val="202020"/>
-          <w:sz w:val="21"/>
-        </w:rPr>
-        <w:t>Aia friend</w:t>
+        <w:t>Solta o seu axé que tá dentro do seu corpo</w:t>
+      </w:r>
+      <w:r>
+        <w:br/>
+      </w:r>
+      <w:r>
+        <w:rPr>
+          <w:rFonts w:ascii="Arial" w:hAnsi="Arial"/>
+          <w:color w:val="202020"/>
+          <w:sz w:val="21"/>
+        </w:rPr>
+        <w:t>Segura a saudade moço, berimbau já vai tocar</w:t>
+      </w:r>
+      <w:r>
+        <w:br/>
+      </w:r>
+      <w:r>
+        <w:rPr>
+          <w:rFonts w:ascii="Arial" w:hAnsi="Arial"/>
+          <w:color w:val="202020"/>
+          <w:sz w:val="21"/>
+        </w:rPr>
+        <w:t>Solta o seu axé que tá dentro do seu corpo</w:t>
+      </w:r>
+      <w:r>
+        <w:br/>
+      </w:r>
+      <w:r>
+        <w:rPr>
+          <w:rFonts w:ascii="Arial" w:hAnsi="Arial"/>
+          <w:color w:val="202020"/>
+          <w:sz w:val="21"/>
+        </w:rPr>
+        <w:t>Segura a saudade moço, berimbau já vai tocar</w:t>
       </w:r>
     </w:p>
     <w:p>
@@ -17272,7 +15513,7 @@
             <w:color w:val="0566AB"/>
             <w:u w:val="single"/>
           </w:rPr>
-          <w:t>youtu.be</w:t>
+          <w:t>music.apple.com</w:t>
         </w:r>
       </w:hyperlink>
     </w:p>
@@ -17283,7 +15524,7 @@
         <w:pageBreakBefore/>
       </w:pPr>
       <w:r>
-        <w:t>Valha-me Nossa Senhora</w:t>
+        <w:t>Tava lá na beira do Mar (EN)</w:t>
       </w:r>
     </w:p>
     <w:p>
@@ -17291,7 +15532,7 @@
         <w:pStyle w:val="SongMeta"/>
       </w:pPr>
       <w:r>
-        <w:t>QUADRAS DE BIMBA</w:t>
+        <w:t>SONGS  ·  PORTUGUÊS + ENGLISH</w:t>
       </w:r>
     </w:p>
     <w:p>
@@ -17304,11 +15545,425 @@
           <w:color w:val="202020"/>
           <w:sz w:val="21"/>
         </w:rPr>
-        <w:t>Valha-me Nossa Senhora</w:t>
+        <w:t>Tava lá na beira do Mar (EN)</w:t>
+      </w:r>
+      <w:r>
+        <w:br/>
+      </w:r>
+      <w:r>
+        <w:rPr>
+          <w:rFonts w:ascii="Arial" w:hAnsi="Arial"/>
+          <w:color w:val="202020"/>
+          <w:sz w:val="21"/>
+        </w:rPr>
+        <w:t>Includes English Translation and Audio link</w:t>
+      </w:r>
+      <w:r>
+        <w:br/>
+      </w:r>
+      <w:r>
+        <w:rPr>
+          <w:rFonts w:ascii="Arial" w:hAnsi="Arial"/>
+          <w:color w:val="202020"/>
+          <w:sz w:val="21"/>
+        </w:rPr>
+        <w:t>Tava lá na beira do Mar</w:t>
+      </w:r>
+      <w:r>
+        <w:br/>
+      </w:r>
+      <w:r>
+        <w:rPr>
+          <w:rFonts w:ascii="Arial" w:hAnsi="Arial"/>
+          <w:color w:val="202020"/>
+          <w:sz w:val="21"/>
+        </w:rPr>
+        <w:t>Quando Curio chegou</w:t>
+      </w:r>
+      <w:r>
+        <w:br/>
+      </w:r>
+      <w:r>
+        <w:rPr>
+          <w:rFonts w:ascii="Arial" w:hAnsi="Arial"/>
+          <w:color w:val="202020"/>
+          <w:sz w:val="21"/>
+        </w:rPr>
+        <w:t>Tava lá na beira do Mar</w:t>
+      </w:r>
+      <w:r>
+        <w:br/>
+      </w:r>
+      <w:r>
+        <w:rPr>
+          <w:rFonts w:ascii="Arial" w:hAnsi="Arial"/>
+          <w:color w:val="202020"/>
+          <w:sz w:val="21"/>
+        </w:rPr>
+        <w:t>Quando Curio chegou</w:t>
+      </w:r>
+      <w:r>
+        <w:br/>
+      </w:r>
+      <w:r>
+        <w:rPr>
+          <w:rFonts w:ascii="Arial" w:hAnsi="Arial"/>
+          <w:color w:val="202020"/>
+          <w:sz w:val="21"/>
+        </w:rPr>
+        <w:t>Com o pandeiro e atabaque</w:t>
+      </w:r>
+      <w:r>
+        <w:br/>
+      </w:r>
+      <w:r>
+        <w:rPr>
+          <w:rFonts w:ascii="Arial" w:hAnsi="Arial"/>
+          <w:color w:val="202020"/>
+          <w:sz w:val="21"/>
+        </w:rPr>
+        <w:t>Berimbau e agogô</w:t>
+      </w:r>
+      <w:r>
+        <w:br/>
+      </w:r>
+      <w:r>
+        <w:rPr>
+          <w:rFonts w:ascii="Arial" w:hAnsi="Arial"/>
+          <w:color w:val="202020"/>
+          <w:sz w:val="21"/>
+        </w:rPr>
+        <w:t>Com o pandeiro e atabaque</w:t>
+      </w:r>
+      <w:r>
+        <w:br/>
+      </w:r>
+      <w:r>
+        <w:rPr>
+          <w:rFonts w:ascii="Arial" w:hAnsi="Arial"/>
+          <w:color w:val="202020"/>
+          <w:sz w:val="21"/>
+        </w:rPr>
+        <w:t>Berimbau e agogô</w:t>
+      </w:r>
+      <w:r>
+        <w:br/>
+      </w:r>
+      <w:r>
+        <w:rPr>
+          <w:rFonts w:ascii="Arial" w:hAnsi="Arial"/>
+          <w:color w:val="202020"/>
+          <w:sz w:val="21"/>
+        </w:rPr>
+        <w:t>Vai rolar vai rolar</w:t>
+      </w:r>
+      <w:r>
+        <w:br/>
+      </w:r>
+      <w:r>
+        <w:rPr>
+          <w:rFonts w:ascii="Arial" w:hAnsi="Arial"/>
+          <w:color w:val="202020"/>
+          <w:sz w:val="21"/>
+        </w:rPr>
+        <w:t>Capoeira na beira do mar</w:t>
+      </w:r>
+      <w:r>
+        <w:br/>
+      </w:r>
+      <w:r>
+        <w:rPr>
+          <w:rFonts w:ascii="Arial" w:hAnsi="Arial"/>
+          <w:color w:val="202020"/>
+          <w:sz w:val="21"/>
+        </w:rPr>
+        <w:t>Vai rolar vai rolar</w:t>
+      </w:r>
+      <w:r>
+        <w:br/>
+      </w:r>
+      <w:r>
+        <w:rPr>
+          <w:rFonts w:ascii="Arial" w:hAnsi="Arial"/>
+          <w:color w:val="202020"/>
+          <w:sz w:val="21"/>
+        </w:rPr>
+        <w:t>Capoeira na beira do mar</w:t>
+      </w:r>
+      <w:r>
+        <w:br/>
+      </w:r>
+      <w:r>
+        <w:rPr>
+          <w:rFonts w:ascii="Arial" w:hAnsi="Arial"/>
+          <w:color w:val="202020"/>
+          <w:sz w:val="21"/>
+        </w:rPr>
+        <w:t>Vai rolar vai rolar</w:t>
+      </w:r>
+      <w:r>
+        <w:br/>
+      </w:r>
+      <w:r>
+        <w:rPr>
+          <w:rFonts w:ascii="Arial" w:hAnsi="Arial"/>
+          <w:color w:val="202020"/>
+          <w:sz w:val="21"/>
+        </w:rPr>
+        <w:t>Vai ate o sol raiar</w:t>
+      </w:r>
+      <w:r>
+        <w:br/>
+      </w:r>
+      <w:r>
+        <w:rPr>
+          <w:rFonts w:ascii="Arial" w:hAnsi="Arial"/>
+          <w:color w:val="202020"/>
+          <w:sz w:val="21"/>
+        </w:rPr>
+        <w:t>Vai rolar vai rolar</w:t>
+      </w:r>
+      <w:r>
+        <w:br/>
+      </w:r>
+      <w:r>
+        <w:rPr>
+          <w:rFonts w:ascii="Arial" w:hAnsi="Arial"/>
+          <w:color w:val="202020"/>
+          <w:sz w:val="21"/>
+        </w:rPr>
+        <w:t>Capoeira de Angola tamben Regional</w:t>
+      </w:r>
+      <w:r>
+        <w:br/>
+      </w:r>
+      <w:r>
+        <w:rPr>
+          <w:rFonts w:ascii="Arial" w:hAnsi="Arial"/>
+          <w:color w:val="202020"/>
+          <w:sz w:val="21"/>
+        </w:rPr>
+        <w:t>Vai rolar vai rolar</w:t>
+      </w:r>
+      <w:r>
+        <w:br/>
+      </w:r>
+      <w:r>
+        <w:rPr>
+          <w:rFonts w:ascii="Arial" w:hAnsi="Arial"/>
+          <w:color w:val="202020"/>
+          <w:sz w:val="21"/>
+        </w:rPr>
+        <w:t>I was there in the seashore</w:t>
+      </w:r>
+      <w:r>
+        <w:br/>
+      </w:r>
+      <w:r>
+        <w:rPr>
+          <w:rFonts w:ascii="Arial" w:hAnsi="Arial"/>
+          <w:color w:val="202020"/>
+          <w:sz w:val="21"/>
+        </w:rPr>
+        <w:t>When Curio arrived</w:t>
+      </w:r>
+      <w:r>
+        <w:br/>
+      </w:r>
+      <w:r>
+        <w:rPr>
+          <w:rFonts w:ascii="Arial" w:hAnsi="Arial"/>
+          <w:color w:val="202020"/>
+          <w:sz w:val="21"/>
+        </w:rPr>
+        <w:t>I was there in the seashore</w:t>
+      </w:r>
+      <w:r>
+        <w:br/>
+      </w:r>
+      <w:r>
+        <w:rPr>
+          <w:rFonts w:ascii="Arial" w:hAnsi="Arial"/>
+          <w:color w:val="202020"/>
+          <w:sz w:val="21"/>
+        </w:rPr>
+        <w:t>When Curio arrived</w:t>
+      </w:r>
+      <w:r>
+        <w:br/>
+      </w:r>
+      <w:r>
+        <w:rPr>
+          <w:rFonts w:ascii="Arial" w:hAnsi="Arial"/>
+          <w:color w:val="202020"/>
+          <w:sz w:val="21"/>
+        </w:rPr>
+        <w:t>With Pandeiro and atabaque</w:t>
+      </w:r>
+      <w:r>
+        <w:br/>
+      </w:r>
+      <w:r>
+        <w:rPr>
+          <w:rFonts w:ascii="Arial" w:hAnsi="Arial"/>
+          <w:color w:val="202020"/>
+          <w:sz w:val="21"/>
+        </w:rPr>
+        <w:t>Berimbau and agogo</w:t>
+      </w:r>
+      <w:r>
+        <w:br/>
+      </w:r>
+      <w:r>
+        <w:rPr>
+          <w:rFonts w:ascii="Arial" w:hAnsi="Arial"/>
+          <w:color w:val="202020"/>
+          <w:sz w:val="21"/>
+        </w:rPr>
+        <w:t>With Pandeiro and atabaque</w:t>
+      </w:r>
+      <w:r>
+        <w:br/>
+      </w:r>
+      <w:r>
+        <w:rPr>
+          <w:rFonts w:ascii="Arial" w:hAnsi="Arial"/>
+          <w:color w:val="202020"/>
+          <w:sz w:val="21"/>
+        </w:rPr>
+        <w:t>Berimbau and agogo</w:t>
+      </w:r>
+      <w:r>
+        <w:br/>
+      </w:r>
+      <w:r>
+        <w:rPr>
+          <w:rFonts w:ascii="Arial" w:hAnsi="Arial"/>
+          <w:color w:val="202020"/>
+          <w:sz w:val="21"/>
+        </w:rPr>
+        <w:t>Will roll will roll</w:t>
+      </w:r>
+      <w:r>
+        <w:br/>
+      </w:r>
+      <w:r>
+        <w:rPr>
+          <w:rFonts w:ascii="Arial" w:hAnsi="Arial"/>
+          <w:color w:val="202020"/>
+          <w:sz w:val="21"/>
+        </w:rPr>
+        <w:t>Capoeira in the seashore</w:t>
+      </w:r>
+      <w:r>
+        <w:br/>
+      </w:r>
+      <w:r>
+        <w:rPr>
+          <w:rFonts w:ascii="Arial" w:hAnsi="Arial"/>
+          <w:color w:val="202020"/>
+          <w:sz w:val="21"/>
+        </w:rPr>
+        <w:t>Will roll will roll</w:t>
+      </w:r>
+      <w:r>
+        <w:br/>
+      </w:r>
+      <w:r>
+        <w:rPr>
+          <w:rFonts w:ascii="Arial" w:hAnsi="Arial"/>
+          <w:color w:val="202020"/>
+          <w:sz w:val="21"/>
+        </w:rPr>
+        <w:t>Capoeira in the seashore</w:t>
+      </w:r>
+      <w:r>
+        <w:br/>
+      </w:r>
+      <w:r>
+        <w:rPr>
+          <w:rFonts w:ascii="Arial" w:hAnsi="Arial"/>
+          <w:color w:val="202020"/>
+          <w:sz w:val="21"/>
+        </w:rPr>
+        <w:t>Will roll will roll</w:t>
+      </w:r>
+      <w:r>
+        <w:br/>
+      </w:r>
+      <w:r>
+        <w:rPr>
+          <w:rFonts w:ascii="Arial" w:hAnsi="Arial"/>
+          <w:color w:val="202020"/>
+          <w:sz w:val="21"/>
+        </w:rPr>
+        <w:t>Will roll until sunrise</w:t>
+      </w:r>
+      <w:r>
+        <w:br/>
+      </w:r>
+      <w:r>
+        <w:rPr>
+          <w:rFonts w:ascii="Arial" w:hAnsi="Arial"/>
+          <w:color w:val="202020"/>
+          <w:sz w:val="21"/>
+        </w:rPr>
+        <w:t>Will roll will roll</w:t>
+      </w:r>
+      <w:r>
+        <w:br/>
+      </w:r>
+      <w:r>
+        <w:rPr>
+          <w:rFonts w:ascii="Arial" w:hAnsi="Arial"/>
+          <w:color w:val="202020"/>
+          <w:sz w:val="21"/>
+        </w:rPr>
+        <w:t>Capoeira Angola and also</w:t>
+      </w:r>
+      <w:r>
+        <w:br/>
+      </w:r>
+      <w:r>
+        <w:rPr>
+          <w:rFonts w:ascii="Arial" w:hAnsi="Arial"/>
+          <w:color w:val="202020"/>
+          <w:sz w:val="21"/>
+        </w:rPr>
+        <w:t>regional</w:t>
+      </w:r>
+      <w:r>
+        <w:br/>
+      </w:r>
+      <w:r>
+        <w:rPr>
+          <w:rFonts w:ascii="Arial" w:hAnsi="Arial"/>
+          <w:color w:val="202020"/>
+          <w:sz w:val="21"/>
+        </w:rPr>
+        <w:t>Will roll will roll</w:t>
       </w:r>
     </w:p>
     <w:p>
       <w:pPr>
+        <w:pStyle w:val="SongTitle"/>
+        <w:keepNext/>
+        <w:pageBreakBefore/>
+      </w:pPr>
+      <w:r>
+        <w:t>Tim Tim Tim la vai Viola</w:t>
+      </w:r>
+    </w:p>
+    <w:p>
+      <w:pPr>
+        <w:pStyle w:val="SongMeta"/>
+      </w:pPr>
+      <w:r>
+        <w:t>SONGS</w:t>
+      </w:r>
+    </w:p>
+    <w:p>
+      <w:pPr>
         <w:pStyle w:val="Lyrics"/>
       </w:pPr>
       <w:r>
@@ -17317,95 +15972,390 @@
           <w:color w:val="202020"/>
           <w:sz w:val="21"/>
         </w:rPr>
-        <w:t>Valha-me Nossa Senhora</w:t>
-      </w:r>
-      <w:r>
-        <w:br/>
-      </w:r>
-      <w:r>
-        <w:rPr>
-          <w:rFonts w:ascii="Arial" w:hAnsi="Arial"/>
-          <w:color w:val="202020"/>
-          <w:sz w:val="21"/>
-        </w:rPr>
-        <w:t>Mãe de Deus, o Criador</w:t>
-      </w:r>
-      <w:r>
-        <w:br/>
-      </w:r>
-      <w:r>
-        <w:rPr>
-          <w:rFonts w:ascii="Arial" w:hAnsi="Arial"/>
-          <w:color w:val="202020"/>
-          <w:sz w:val="21"/>
-        </w:rPr>
-        <w:t>Nossa Senhora me ajude</w:t>
-      </w:r>
-      <w:r>
-        <w:br/>
-      </w:r>
-      <w:r>
-        <w:rPr>
-          <w:rFonts w:ascii="Arial" w:hAnsi="Arial"/>
-          <w:color w:val="202020"/>
-          <w:sz w:val="21"/>
-        </w:rPr>
-        <w:t>Nosso Senhor me ajudou</w:t>
-      </w:r>
-      <w:r>
-        <w:br/>
-      </w:r>
-      <w:r>
-        <w:rPr>
-          <w:rFonts w:ascii="Arial" w:hAnsi="Arial"/>
-          <w:color w:val="202020"/>
-          <w:sz w:val="21"/>
-        </w:rPr>
-        <w:t>Camará</w:t>
-      </w:r>
-      <w:r>
-        <w:br/>
-      </w:r>
-      <w:r>
-        <w:rPr>
-          <w:rFonts w:ascii="Arial" w:hAnsi="Arial"/>
-          <w:color w:val="202020"/>
-          <w:sz w:val="21"/>
-        </w:rPr>
-        <w:t>Água de beber</w:t>
-      </w:r>
-      <w:r>
-        <w:br/>
-      </w:r>
-      <w:r>
-        <w:rPr>
-          <w:rFonts w:ascii="Arial" w:hAnsi="Arial"/>
-          <w:color w:val="202020"/>
-          <w:sz w:val="21"/>
-        </w:rPr>
-        <w:t>Ei Aruandê</w:t>
-      </w:r>
-      <w:r>
-        <w:br/>
-      </w:r>
-      <w:r>
-        <w:rPr>
-          <w:rFonts w:ascii="Arial" w:hAnsi="Arial"/>
-          <w:color w:val="202020"/>
-          <w:sz w:val="21"/>
-        </w:rPr>
-        <w:t>Joga pra lá</w:t>
-      </w:r>
-      <w:r>
-        <w:br/>
-      </w:r>
-      <w:r>
-        <w:rPr>
-          <w:rFonts w:ascii="Arial" w:hAnsi="Arial"/>
-          <w:color w:val="202020"/>
-          <w:sz w:val="21"/>
-        </w:rPr>
-        <w:t>E campo de mandinga</w:t>
+        <w:t>Tim Tim Tim la vai Viola</w:t>
+      </w:r>
+      <w:r>
+        <w:br/>
+      </w:r>
+      <w:r>
+        <w:rPr>
+          <w:rFonts w:ascii="Arial" w:hAnsi="Arial"/>
+          <w:color w:val="202020"/>
+          <w:sz w:val="21"/>
+        </w:rPr>
+        <w:t>O moleque chegou la em casa</w:t>
+      </w:r>
+      <w:r>
+        <w:br/>
+      </w:r>
+      <w:r>
+        <w:rPr>
+          <w:rFonts w:ascii="Arial" w:hAnsi="Arial"/>
+          <w:color w:val="202020"/>
+          <w:sz w:val="21"/>
+        </w:rPr>
+        <w:t>preguntando o que eu ia fazer</w:t>
+      </w:r>
+      <w:r>
+        <w:br/>
+      </w:r>
+      <w:r>
+        <w:rPr>
+          <w:rFonts w:ascii="Arial" w:hAnsi="Arial"/>
+          <w:color w:val="202020"/>
+          <w:sz w:val="21"/>
+        </w:rPr>
+        <w:t>eu vou no mato vou pegar biriba</w:t>
+      </w:r>
+      <w:r>
+        <w:br/>
+      </w:r>
+      <w:r>
+        <w:rPr>
+          <w:rFonts w:ascii="Arial" w:hAnsi="Arial"/>
+          <w:color w:val="202020"/>
+          <w:sz w:val="21"/>
+        </w:rPr>
+        <w:t>pra minha viola fazer</w:t>
+      </w:r>
+      <w:r>
+        <w:br/>
+      </w:r>
+      <w:r>
+        <w:rPr>
+          <w:rFonts w:ascii="Arial" w:hAnsi="Arial"/>
+          <w:color w:val="202020"/>
+          <w:sz w:val="21"/>
+        </w:rPr>
+        <w:t>Tim Tim Tim la vai Viola</w:t>
+      </w:r>
+      <w:r>
+        <w:br/>
+      </w:r>
+      <w:r>
+        <w:rPr>
+          <w:rFonts w:ascii="Arial" w:hAnsi="Arial"/>
+          <w:color w:val="202020"/>
+          <w:sz w:val="21"/>
+        </w:rPr>
+        <w:t>O viola meu bem viola</w:t>
+      </w:r>
+      <w:r>
+        <w:br/>
+      </w:r>
+      <w:r>
+        <w:rPr>
+          <w:rFonts w:ascii="Arial" w:hAnsi="Arial"/>
+          <w:color w:val="202020"/>
+          <w:sz w:val="21"/>
+        </w:rPr>
+        <w:t>Tim Tim Tim la vai Viola</w:t>
+      </w:r>
+      <w:r>
+        <w:br/>
+      </w:r>
+      <w:r>
+        <w:rPr>
+          <w:rFonts w:ascii="Arial" w:hAnsi="Arial"/>
+          <w:color w:val="202020"/>
+          <w:sz w:val="21"/>
+        </w:rPr>
+        <w:t>O le le le ,la vai viola</w:t>
+      </w:r>
+      <w:r>
+        <w:br/>
+      </w:r>
+      <w:r>
+        <w:rPr>
+          <w:rFonts w:ascii="Arial" w:hAnsi="Arial"/>
+          <w:color w:val="202020"/>
+          <w:sz w:val="21"/>
+        </w:rPr>
+        <w:t>Tim Tim Tim la vai Viola</w:t>
+      </w:r>
+      <w:r>
+        <w:br/>
+      </w:r>
+      <w:r>
+        <w:rPr>
+          <w:rFonts w:ascii="Arial" w:hAnsi="Arial"/>
+          <w:color w:val="202020"/>
+          <w:sz w:val="21"/>
+        </w:rPr>
+        <w:t>Jogo de Dentro Joga de Flora</w:t>
+      </w:r>
+      <w:r>
+        <w:br/>
+      </w:r>
+      <w:r>
+        <w:rPr>
+          <w:rFonts w:ascii="Arial" w:hAnsi="Arial"/>
+          <w:color w:val="202020"/>
+          <w:sz w:val="21"/>
+        </w:rPr>
+        <w:t>Tim Tim Tim la vai Viola</w:t>
+      </w:r>
+      <w:r>
+        <w:br/>
+      </w:r>
+      <w:r>
+        <w:rPr>
+          <w:rFonts w:ascii="Arial" w:hAnsi="Arial"/>
+          <w:color w:val="202020"/>
+          <w:sz w:val="21"/>
+        </w:rPr>
+        <w:t>Joga Bonita e Jogo de Angola</w:t>
+      </w:r>
+    </w:p>
+    <w:p>
+      <w:pPr>
+        <w:pStyle w:val="SongTitle"/>
+        <w:keepNext/>
+        <w:pageBreakBefore/>
+      </w:pPr>
+      <w:r>
+        <w:t>Vou dizer a meu sinhô</w:t>
+      </w:r>
+    </w:p>
+    <w:p>
+      <w:pPr>
+        <w:pStyle w:val="SongMeta"/>
+      </w:pPr>
+      <w:r>
+        <w:t>SONGS</w:t>
+      </w:r>
+    </w:p>
+    <w:p>
+      <w:pPr>
+        <w:pStyle w:val="Lyrics"/>
+      </w:pPr>
+      <w:r>
+        <w:rPr>
+          <w:rFonts w:ascii="Arial" w:hAnsi="Arial"/>
+          <w:color w:val="202020"/>
+          <w:sz w:val="21"/>
+        </w:rPr>
+        <w:t>Vou dizer a meu sinhô</w:t>
+      </w:r>
+      <w:r>
+        <w:br/>
+      </w:r>
+      <w:r>
+        <w:rPr>
+          <w:rFonts w:ascii="Arial" w:hAnsi="Arial"/>
+          <w:color w:val="202020"/>
+          <w:sz w:val="21"/>
+        </w:rPr>
+        <w:t>Vou dizer a meu sinhô</w:t>
+      </w:r>
+      <w:r>
+        <w:br/>
+      </w:r>
+      <w:r>
+        <w:rPr>
+          <w:rFonts w:ascii="Arial" w:hAnsi="Arial"/>
+          <w:color w:val="202020"/>
+          <w:sz w:val="21"/>
+        </w:rPr>
+        <w:t>Que a manteiga derramou</w:t>
+      </w:r>
+      <w:r>
+        <w:br/>
+      </w:r>
+      <w:r>
+        <w:rPr>
+          <w:rFonts w:ascii="Arial" w:hAnsi="Arial"/>
+          <w:color w:val="202020"/>
+          <w:sz w:val="21"/>
+        </w:rPr>
+        <w:t>E a manteiga não é minha</w:t>
+      </w:r>
+      <w:r>
+        <w:br/>
+      </w:r>
+      <w:r>
+        <w:rPr>
+          <w:rFonts w:ascii="Arial" w:hAnsi="Arial"/>
+          <w:color w:val="202020"/>
+          <w:sz w:val="21"/>
+        </w:rPr>
+        <w:t>E a manteiga é de ioiô</w:t>
+      </w:r>
+      <w:r>
+        <w:br/>
+      </w:r>
+      <w:r>
+        <w:rPr>
+          <w:rFonts w:ascii="Arial" w:hAnsi="Arial"/>
+          <w:color w:val="202020"/>
+          <w:sz w:val="21"/>
+        </w:rPr>
+        <w:t>Vou dizer a meu sinhô</w:t>
+      </w:r>
+      <w:r>
+        <w:br/>
+      </w:r>
+      <w:r>
+        <w:rPr>
+          <w:rFonts w:ascii="Arial" w:hAnsi="Arial"/>
+          <w:color w:val="202020"/>
+          <w:sz w:val="21"/>
+        </w:rPr>
+        <w:t>Que a manteiga derramou</w:t>
+      </w:r>
+      <w:r>
+        <w:br/>
+      </w:r>
+      <w:r>
+        <w:rPr>
+          <w:rFonts w:ascii="Arial" w:hAnsi="Arial"/>
+          <w:color w:val="202020"/>
+          <w:sz w:val="21"/>
+        </w:rPr>
+        <w:t>E a manteiga não é minha</w:t>
+      </w:r>
+      <w:r>
+        <w:br/>
+      </w:r>
+      <w:r>
+        <w:rPr>
+          <w:rFonts w:ascii="Arial" w:hAnsi="Arial"/>
+          <w:color w:val="202020"/>
+          <w:sz w:val="21"/>
+        </w:rPr>
+        <w:t>E a manteiga é de ioiô</w:t>
+      </w:r>
+      <w:r>
+        <w:br/>
+      </w:r>
+      <w:r>
+        <w:rPr>
+          <w:rFonts w:ascii="Arial" w:hAnsi="Arial"/>
+          <w:color w:val="202020"/>
+          <w:sz w:val="21"/>
+        </w:rPr>
+        <w:t>Vou dizer a meu sinhô</w:t>
+      </w:r>
+      <w:r>
+        <w:br/>
+      </w:r>
+      <w:r>
+        <w:rPr>
+          <w:rFonts w:ascii="Arial" w:hAnsi="Arial"/>
+          <w:color w:val="202020"/>
+          <w:sz w:val="21"/>
+        </w:rPr>
+        <w:t>Que a manteiga derramou</w:t>
+      </w:r>
+      <w:r>
+        <w:br/>
+      </w:r>
+      <w:r>
+        <w:rPr>
+          <w:rFonts w:ascii="Arial" w:hAnsi="Arial"/>
+          <w:color w:val="202020"/>
+          <w:sz w:val="21"/>
+        </w:rPr>
+        <w:t>A manteiga é de ioiô</w:t>
+      </w:r>
+      <w:r>
+        <w:br/>
+      </w:r>
+      <w:r>
+        <w:rPr>
+          <w:rFonts w:ascii="Arial" w:hAnsi="Arial"/>
+          <w:color w:val="202020"/>
+          <w:sz w:val="21"/>
+        </w:rPr>
+        <w:t>Caiu na água e se molhou</w:t>
+      </w:r>
+      <w:r>
+        <w:br/>
+      </w:r>
+      <w:r>
+        <w:rPr>
+          <w:rFonts w:ascii="Arial" w:hAnsi="Arial"/>
+          <w:color w:val="202020"/>
+          <w:sz w:val="21"/>
+        </w:rPr>
+        <w:t>Vou dizer a meu sinhô</w:t>
+      </w:r>
+      <w:r>
+        <w:br/>
+      </w:r>
+      <w:r>
+        <w:rPr>
+          <w:rFonts w:ascii="Arial" w:hAnsi="Arial"/>
+          <w:color w:val="202020"/>
+          <w:sz w:val="21"/>
+        </w:rPr>
+        <w:t>Que a manteiga derramou</w:t>
+      </w:r>
+      <w:r>
+        <w:br/>
+      </w:r>
+      <w:r>
+        <w:rPr>
+          <w:rFonts w:ascii="Arial" w:hAnsi="Arial"/>
+          <w:color w:val="202020"/>
+          <w:sz w:val="21"/>
+        </w:rPr>
+        <w:t>A manteiga é do patrão</w:t>
+      </w:r>
+      <w:r>
+        <w:br/>
+      </w:r>
+      <w:r>
+        <w:rPr>
+          <w:rFonts w:ascii="Arial" w:hAnsi="Arial"/>
+          <w:color w:val="202020"/>
+          <w:sz w:val="21"/>
+        </w:rPr>
+        <w:t>Caiu no chão e derramou</w:t>
+      </w:r>
+      <w:r>
+        <w:br/>
+      </w:r>
+      <w:r>
+        <w:rPr>
+          <w:rFonts w:ascii="Arial" w:hAnsi="Arial"/>
+          <w:color w:val="202020"/>
+          <w:sz w:val="21"/>
+        </w:rPr>
+        <w:t>Vou dizer a meu sinhô</w:t>
+      </w:r>
+      <w:r>
+        <w:br/>
+      </w:r>
+      <w:r>
+        <w:rPr>
+          <w:rFonts w:ascii="Arial" w:hAnsi="Arial"/>
+          <w:color w:val="202020"/>
+          <w:sz w:val="21"/>
+        </w:rPr>
+        <w:t>Que a manteiga derramou</w:t>
+      </w:r>
+      <w:r>
+        <w:br/>
+      </w:r>
+      <w:r>
+        <w:rPr>
+          <w:rFonts w:ascii="Arial" w:hAnsi="Arial"/>
+          <w:color w:val="202020"/>
+          <w:sz w:val="21"/>
+        </w:rPr>
+        <w:t>A manteiga não é minha</w:t>
+      </w:r>
+      <w:r>
+        <w:br/>
+      </w:r>
+      <w:r>
+        <w:rPr>
+          <w:rFonts w:ascii="Arial" w:hAnsi="Arial"/>
+          <w:color w:val="202020"/>
+          <w:sz w:val="21"/>
+        </w:rPr>
+        <w:t>É pra filha de ioiô</w:t>
       </w:r>
     </w:p>
     <w:p>
@@ -17425,7 +16375,7 @@
           <w:color w:val="FFFFFF"/>
           <w:sz w:val="38"/>
         </w:rPr>
-        <w:t>03</w:t>
+        <w:t>02</w:t>
       </w:r>
     </w:p>
     <w:p>
@@ -17434,7 +16384,7 @@
         <w:spacing w:before="440" w:after="200"/>
       </w:pPr>
       <w:r>
-        <w:t>Rhythms</w:t>
+        <w:t>Quadras de Bimba</w:t>
       </w:r>
     </w:p>
     <w:p>
@@ -17450,7 +16400,7 @@
           <w:color w:val="5A6670"/>
           <w:sz w:val="25"/>
         </w:rPr>
-        <w:t>Short playing notes and listening references for key rhythms.</w:t>
+        <w:t>Traditional quadras associated with Mestre Bimba.</w:t>
       </w:r>
     </w:p>
     <w:p>
@@ -17460,7 +16410,7 @@
         <w:pageBreakBefore/>
       </w:pPr>
       <w:r>
-        <w:t>Amazonas Rhythm</w:t>
+        <w:t>A iúna é Mandingueira</w:t>
       </w:r>
     </w:p>
     <w:p>
@@ -17468,7 +16418,7 @@
         <w:pStyle w:val="SongMeta"/>
       </w:pPr>
       <w:r>
-        <w:t>RHYTHMS</w:t>
+        <w:t>QUADRAS DE BIMBA</w:t>
       </w:r>
     </w:p>
     <w:p>
@@ -17481,7 +16431,1342 @@
           <w:color w:val="202020"/>
           <w:sz w:val="21"/>
         </w:rPr>
-        <w:t>The Amazonas rhythm was created by Mestre Bimba, the assumption is that rhythm was used to welcome important Mestre and guest that came to the roda. Where others are saying that Mestre Bimba created the Amazonas  rhythm for a women.</w:t>
+        <w:t>A iúna é Mandingueira</w:t>
+      </w:r>
+    </w:p>
+    <w:p>
+      <w:pPr>
+        <w:pStyle w:val="Lyrics"/>
+      </w:pPr>
+      <w:r>
+        <w:rPr>
+          <w:rFonts w:ascii="Arial" w:hAnsi="Arial"/>
+          <w:color w:val="202020"/>
+          <w:sz w:val="21"/>
+        </w:rPr>
+        <w:t>A iúna é Mandingueira</w:t>
+      </w:r>
+      <w:r>
+        <w:br/>
+      </w:r>
+      <w:r>
+        <w:rPr>
+          <w:rFonts w:ascii="Arial" w:hAnsi="Arial"/>
+          <w:color w:val="202020"/>
+          <w:sz w:val="21"/>
+        </w:rPr>
+        <w:t>A iúna é Mandingueira</w:t>
+      </w:r>
+      <w:r>
+        <w:br/>
+      </w:r>
+      <w:r>
+        <w:rPr>
+          <w:rFonts w:ascii="Arial" w:hAnsi="Arial"/>
+          <w:color w:val="202020"/>
+          <w:sz w:val="21"/>
+        </w:rPr>
+        <w:t>Quando tá no bebedô</w:t>
+      </w:r>
+      <w:r>
+        <w:br/>
+      </w:r>
+      <w:r>
+        <w:rPr>
+          <w:rFonts w:ascii="Arial" w:hAnsi="Arial"/>
+          <w:color w:val="202020"/>
+          <w:sz w:val="21"/>
+        </w:rPr>
+        <w:t>Sabida foi ligeira</w:t>
+      </w:r>
+      <w:r>
+        <w:br/>
+      </w:r>
+      <w:r>
+        <w:rPr>
+          <w:rFonts w:ascii="Arial" w:hAnsi="Arial"/>
+          <w:color w:val="202020"/>
+          <w:sz w:val="21"/>
+        </w:rPr>
+        <w:t>Mas a Capoeira matô, Camará</w:t>
+      </w:r>
+      <w:r>
+        <w:br/>
+      </w:r>
+      <w:r>
+        <w:rPr>
+          <w:rFonts w:ascii="Arial" w:hAnsi="Arial"/>
+          <w:color w:val="202020"/>
+          <w:sz w:val="21"/>
+        </w:rPr>
+        <w:t>Agua de beber</w:t>
+      </w:r>
+    </w:p>
+    <w:p>
+      <w:pPr>
+        <w:pStyle w:val="SongTitle"/>
+        <w:keepNext/>
+        <w:pageBreakBefore/>
+      </w:pPr>
+      <w:r>
+        <w:t>Capenga ontem teve aqui (EN)</w:t>
+      </w:r>
+    </w:p>
+    <w:p>
+      <w:pPr>
+        <w:pStyle w:val="SongMeta"/>
+      </w:pPr>
+      <w:r>
+        <w:t>QUADRAS DE BIMBA  ·  PORTUGUÊS + ENGLISH</w:t>
+      </w:r>
+    </w:p>
+    <w:p>
+      <w:pPr>
+        <w:pStyle w:val="Lyrics"/>
+      </w:pPr>
+      <w:r>
+        <w:rPr>
+          <w:rFonts w:ascii="Arial" w:hAnsi="Arial"/>
+          <w:color w:val="202020"/>
+          <w:sz w:val="21"/>
+        </w:rPr>
+        <w:t>Capenga ontem teve aqui (EN)</w:t>
+      </w:r>
+      <w:r>
+        <w:br/>
+      </w:r>
+      <w:r>
+        <w:rPr>
+          <w:rFonts w:ascii="Arial" w:hAnsi="Arial"/>
+          <w:color w:val="202020"/>
+          <w:sz w:val="21"/>
+        </w:rPr>
+        <w:t>Includes English Translation and Audio link</w:t>
+      </w:r>
+    </w:p>
+    <w:p>
+      <w:pPr>
+        <w:pStyle w:val="Lyrics"/>
+      </w:pPr>
+      <w:r>
+        <w:rPr>
+          <w:rFonts w:ascii="Arial" w:hAnsi="Arial"/>
+          <w:color w:val="202020"/>
+          <w:sz w:val="21"/>
+        </w:rPr>
+        <w:t>Capenga ontem teve aqui</w:t>
+      </w:r>
+      <w:r>
+        <w:br/>
+      </w:r>
+      <w:r>
+        <w:rPr>
+          <w:rFonts w:ascii="Arial" w:hAnsi="Arial"/>
+          <w:color w:val="202020"/>
+          <w:sz w:val="21"/>
+        </w:rPr>
+        <w:t>Capenga ontem teve aqui</w:t>
+      </w:r>
+      <w:r>
+        <w:br/>
+      </w:r>
+      <w:r>
+        <w:rPr>
+          <w:rFonts w:ascii="Arial" w:hAnsi="Arial"/>
+          <w:color w:val="202020"/>
+          <w:sz w:val="21"/>
+        </w:rPr>
+        <w:t>Deu dois mil réis a papai</w:t>
+      </w:r>
+      <w:r>
+        <w:br/>
+      </w:r>
+      <w:r>
+        <w:rPr>
+          <w:rFonts w:ascii="Arial" w:hAnsi="Arial"/>
+          <w:color w:val="202020"/>
+          <w:sz w:val="21"/>
+        </w:rPr>
+        <w:t>Três mil réis a mamãe</w:t>
+      </w:r>
+      <w:r>
+        <w:br/>
+      </w:r>
+      <w:r>
+        <w:rPr>
+          <w:rFonts w:ascii="Arial" w:hAnsi="Arial"/>
+          <w:color w:val="202020"/>
+          <w:sz w:val="21"/>
+        </w:rPr>
+        <w:t>Café, açúcar a vovó</w:t>
+      </w:r>
+      <w:r>
+        <w:br/>
+      </w:r>
+      <w:r>
+        <w:rPr>
+          <w:rFonts w:ascii="Arial" w:hAnsi="Arial"/>
+          <w:color w:val="202020"/>
+          <w:sz w:val="21"/>
+        </w:rPr>
+        <w:t>Deu dois vintém a mim</w:t>
+      </w:r>
+      <w:r>
+        <w:br/>
+      </w:r>
+      <w:r>
+        <w:rPr>
+          <w:rFonts w:ascii="Arial" w:hAnsi="Arial"/>
+          <w:color w:val="202020"/>
+          <w:sz w:val="21"/>
+        </w:rPr>
+        <w:t>Sim senhor, meu camará</w:t>
+      </w:r>
+      <w:r>
+        <w:br/>
+      </w:r>
+      <w:r>
+        <w:rPr>
+          <w:rFonts w:ascii="Arial" w:hAnsi="Arial"/>
+          <w:color w:val="202020"/>
+          <w:sz w:val="21"/>
+        </w:rPr>
+        <w:t>Quando eu entrar, você entra</w:t>
+      </w:r>
+      <w:r>
+        <w:br/>
+      </w:r>
+      <w:r>
+        <w:rPr>
+          <w:rFonts w:ascii="Arial" w:hAnsi="Arial"/>
+          <w:color w:val="202020"/>
+          <w:sz w:val="21"/>
+        </w:rPr>
+        <w:t>Quando eu sair, você sai</w:t>
+      </w:r>
+      <w:r>
+        <w:br/>
+      </w:r>
+      <w:r>
+        <w:rPr>
+          <w:rFonts w:ascii="Arial" w:hAnsi="Arial"/>
+          <w:color w:val="202020"/>
+          <w:sz w:val="21"/>
+        </w:rPr>
+        <w:t>Passar bem, passar mal</w:t>
+      </w:r>
+      <w:r>
+        <w:br/>
+      </w:r>
+      <w:r>
+        <w:rPr>
+          <w:rFonts w:ascii="Arial" w:hAnsi="Arial"/>
+          <w:color w:val="202020"/>
+          <w:sz w:val="21"/>
+        </w:rPr>
+        <w:t>Mas tudo no mundo é passar</w:t>
+      </w:r>
+      <w:r>
+        <w:br/>
+      </w:r>
+      <w:r>
+        <w:rPr>
+          <w:rFonts w:ascii="Arial" w:hAnsi="Arial"/>
+          <w:color w:val="202020"/>
+          <w:sz w:val="21"/>
+        </w:rPr>
+        <w:t>Haha</w:t>
+      </w:r>
+      <w:r>
+        <w:br/>
+      </w:r>
+      <w:r>
+        <w:rPr>
+          <w:rFonts w:ascii="Arial" w:hAnsi="Arial"/>
+          <w:color w:val="202020"/>
+          <w:sz w:val="21"/>
+        </w:rPr>
+        <w:t>Água de beber</w:t>
+      </w:r>
+      <w:r>
+        <w:br/>
+      </w:r>
+      <w:r>
+        <w:rPr>
+          <w:rFonts w:ascii="Arial" w:hAnsi="Arial"/>
+          <w:color w:val="202020"/>
+          <w:sz w:val="21"/>
+        </w:rPr>
+        <w:t>A cripple was here yesterday</w:t>
+      </w:r>
+      <w:r>
+        <w:br/>
+      </w:r>
+      <w:r>
+        <w:rPr>
+          <w:rFonts w:ascii="Arial" w:hAnsi="Arial"/>
+          <w:color w:val="202020"/>
+          <w:sz w:val="21"/>
+        </w:rPr>
+        <w:t>A cripple was here yesterday</w:t>
+      </w:r>
+      <w:r>
+        <w:br/>
+      </w:r>
+      <w:r>
+        <w:rPr>
+          <w:rFonts w:ascii="Arial" w:hAnsi="Arial"/>
+          <w:color w:val="202020"/>
+          <w:sz w:val="21"/>
+        </w:rPr>
+        <w:t>Gave two thousand reis to Dad</w:t>
+      </w:r>
+      <w:r>
+        <w:br/>
+      </w:r>
+      <w:r>
+        <w:rPr>
+          <w:rFonts w:ascii="Arial" w:hAnsi="Arial"/>
+          <w:color w:val="202020"/>
+          <w:sz w:val="21"/>
+        </w:rPr>
+        <w:t>Three thousand reis to Mom</w:t>
+      </w:r>
+      <w:r>
+        <w:br/>
+      </w:r>
+      <w:r>
+        <w:rPr>
+          <w:rFonts w:ascii="Arial" w:hAnsi="Arial"/>
+          <w:color w:val="202020"/>
+          <w:sz w:val="21"/>
+        </w:rPr>
+        <w:t>Coffee, sugar to Grandma</w:t>
+      </w:r>
+      <w:r>
+        <w:br/>
+      </w:r>
+      <w:r>
+        <w:rPr>
+          <w:rFonts w:ascii="Arial" w:hAnsi="Arial"/>
+          <w:color w:val="202020"/>
+          <w:sz w:val="21"/>
+        </w:rPr>
+        <w:t>Gave two twenties for me</w:t>
+      </w:r>
+      <w:r>
+        <w:br/>
+      </w:r>
+      <w:r>
+        <w:rPr>
+          <w:rFonts w:ascii="Arial" w:hAnsi="Arial"/>
+          <w:color w:val="202020"/>
+          <w:sz w:val="21"/>
+        </w:rPr>
+        <w:t>Yes sir, my freind</w:t>
+      </w:r>
+      <w:r>
+        <w:br/>
+      </w:r>
+      <w:r>
+        <w:rPr>
+          <w:rFonts w:ascii="Arial" w:hAnsi="Arial"/>
+          <w:color w:val="202020"/>
+          <w:sz w:val="21"/>
+        </w:rPr>
+        <w:t>When I enter, you enter</w:t>
+      </w:r>
+      <w:r>
+        <w:br/>
+      </w:r>
+      <w:r>
+        <w:rPr>
+          <w:rFonts w:ascii="Arial" w:hAnsi="Arial"/>
+          <w:color w:val="202020"/>
+          <w:sz w:val="21"/>
+        </w:rPr>
+        <w:t>When I leave, you leave</w:t>
+      </w:r>
+      <w:r>
+        <w:br/>
+      </w:r>
+      <w:r>
+        <w:rPr>
+          <w:rFonts w:ascii="Arial" w:hAnsi="Arial"/>
+          <w:color w:val="202020"/>
+          <w:sz w:val="21"/>
+        </w:rPr>
+        <w:t>Be well, be sick</w:t>
+      </w:r>
+      <w:r>
+        <w:br/>
+      </w:r>
+      <w:r>
+        <w:rPr>
+          <w:rFonts w:ascii="Arial" w:hAnsi="Arial"/>
+          <w:color w:val="202020"/>
+          <w:sz w:val="21"/>
+        </w:rPr>
+        <w:t>But everything in life passing</w:t>
+      </w:r>
+      <w:r>
+        <w:br/>
+      </w:r>
+      <w:r>
+        <w:rPr>
+          <w:rFonts w:ascii="Arial" w:hAnsi="Arial"/>
+          <w:color w:val="202020"/>
+          <w:sz w:val="21"/>
+        </w:rPr>
+        <w:t>Haha</w:t>
+      </w:r>
+      <w:r>
+        <w:br/>
+      </w:r>
+      <w:r>
+        <w:rPr>
+          <w:rFonts w:ascii="Arial" w:hAnsi="Arial"/>
+          <w:color w:val="202020"/>
+          <w:sz w:val="21"/>
+        </w:rPr>
+        <w:t>Water to drink</w:t>
+      </w:r>
+    </w:p>
+    <w:p>
+      <w:pPr>
+        <w:pStyle w:val="SongTitle"/>
+        <w:keepNext/>
+        <w:pageBreakBefore/>
+      </w:pPr>
+      <w:r>
+        <w:t>Dia que eu amanheço</w:t>
+      </w:r>
+    </w:p>
+    <w:p>
+      <w:pPr>
+        <w:pStyle w:val="SongMeta"/>
+      </w:pPr>
+      <w:r>
+        <w:t>QUADRAS DE BIMBA</w:t>
+      </w:r>
+    </w:p>
+    <w:p>
+      <w:pPr>
+        <w:pStyle w:val="Lyrics"/>
+      </w:pPr>
+      <w:r>
+        <w:rPr>
+          <w:rFonts w:ascii="Arial" w:hAnsi="Arial"/>
+          <w:color w:val="202020"/>
+          <w:sz w:val="21"/>
+        </w:rPr>
+        <w:t>Dia que eu amanheço</w:t>
+      </w:r>
+    </w:p>
+    <w:p>
+      <w:pPr>
+        <w:pStyle w:val="Lyrics"/>
+      </w:pPr>
+      <w:r>
+        <w:rPr>
+          <w:rFonts w:ascii="Arial" w:hAnsi="Arial"/>
+          <w:color w:val="202020"/>
+          <w:sz w:val="21"/>
+        </w:rPr>
+        <w:t>Dia que eu amanheço</w:t>
+      </w:r>
+      <w:r>
+        <w:br/>
+      </w:r>
+      <w:r>
+        <w:rPr>
+          <w:rFonts w:ascii="Arial" w:hAnsi="Arial"/>
+          <w:color w:val="202020"/>
+          <w:sz w:val="21"/>
+        </w:rPr>
+        <w:t>Dia que eu amanheço</w:t>
+      </w:r>
+      <w:r>
+        <w:br/>
+      </w:r>
+      <w:r>
+        <w:rPr>
+          <w:rFonts w:ascii="Arial" w:hAnsi="Arial"/>
+          <w:color w:val="202020"/>
+          <w:sz w:val="21"/>
+        </w:rPr>
+        <w:t>Dentro de Itabaianinha</w:t>
+      </w:r>
+      <w:r>
+        <w:br/>
+      </w:r>
+      <w:r>
+        <w:rPr>
+          <w:rFonts w:ascii="Arial" w:hAnsi="Arial"/>
+          <w:color w:val="202020"/>
+          <w:sz w:val="21"/>
+        </w:rPr>
+        <w:t>Homem não monta cavalo</w:t>
+      </w:r>
+      <w:r>
+        <w:br/>
+      </w:r>
+      <w:r>
+        <w:rPr>
+          <w:rFonts w:ascii="Arial" w:hAnsi="Arial"/>
+          <w:color w:val="202020"/>
+          <w:sz w:val="21"/>
+        </w:rPr>
+        <w:t>Mulher não deita galinha</w:t>
+      </w:r>
+      <w:r>
+        <w:br/>
+      </w:r>
+      <w:r>
+        <w:rPr>
+          <w:rFonts w:ascii="Arial" w:hAnsi="Arial"/>
+          <w:color w:val="202020"/>
+          <w:sz w:val="21"/>
+        </w:rPr>
+        <w:t>As freiras que tão rezando</w:t>
+      </w:r>
+      <w:r>
+        <w:br/>
+      </w:r>
+      <w:r>
+        <w:rPr>
+          <w:rFonts w:ascii="Arial" w:hAnsi="Arial"/>
+          <w:color w:val="202020"/>
+          <w:sz w:val="21"/>
+        </w:rPr>
+        <w:t>Se esquecem da ladainha</w:t>
+      </w:r>
+      <w:r>
+        <w:br/>
+      </w:r>
+      <w:r>
+        <w:rPr>
+          <w:rFonts w:ascii="Arial" w:hAnsi="Arial"/>
+          <w:color w:val="202020"/>
+          <w:sz w:val="21"/>
+        </w:rPr>
+        <w:t>Haha</w:t>
+      </w:r>
+      <w:r>
+        <w:br/>
+      </w:r>
+      <w:r>
+        <w:rPr>
+          <w:rFonts w:ascii="Arial" w:hAnsi="Arial"/>
+          <w:color w:val="202020"/>
+          <w:sz w:val="21"/>
+        </w:rPr>
+        <w:t>Água de beber</w:t>
+      </w:r>
+      <w:r>
+        <w:br/>
+      </w:r>
+      <w:r>
+        <w:rPr>
+          <w:rFonts w:ascii="Arial" w:hAnsi="Arial"/>
+          <w:color w:val="202020"/>
+          <w:sz w:val="21"/>
+        </w:rPr>
+        <w:t>Eai Aruandê</w:t>
+      </w:r>
+    </w:p>
+    <w:p>
+      <w:pPr>
+        <w:pStyle w:val="SongTitle"/>
+        <w:keepNext/>
+        <w:pageBreakBefore/>
+      </w:pPr>
+      <w:r>
+        <w:t>Estava na minha casa (EN)</w:t>
+      </w:r>
+    </w:p>
+    <w:p>
+      <w:pPr>
+        <w:pStyle w:val="SongMeta"/>
+      </w:pPr>
+      <w:r>
+        <w:t>QUADRAS DE BIMBA  ·  PORTUGUÊS + ENGLISH</w:t>
+      </w:r>
+    </w:p>
+    <w:p>
+      <w:pPr>
+        <w:pStyle w:val="Lyrics"/>
+      </w:pPr>
+      <w:r>
+        <w:rPr>
+          <w:rFonts w:ascii="Arial" w:hAnsi="Arial"/>
+          <w:color w:val="202020"/>
+          <w:sz w:val="21"/>
+        </w:rPr>
+        <w:t>Estava na minha casa (EN)</w:t>
+      </w:r>
+      <w:r>
+        <w:br/>
+      </w:r>
+      <w:r>
+        <w:rPr>
+          <w:rFonts w:ascii="Arial" w:hAnsi="Arial"/>
+          <w:color w:val="202020"/>
+          <w:sz w:val="21"/>
+        </w:rPr>
+        <w:t>Includes English Translation and Audio link</w:t>
+      </w:r>
+    </w:p>
+    <w:p>
+      <w:pPr>
+        <w:pStyle w:val="Lyrics"/>
+      </w:pPr>
+      <w:r>
+        <w:rPr>
+          <w:rFonts w:ascii="Arial" w:hAnsi="Arial"/>
+          <w:color w:val="202020"/>
+          <w:sz w:val="21"/>
+        </w:rPr>
+        <w:t>Iê na minha casa</w:t>
+      </w:r>
+      <w:r>
+        <w:br/>
+      </w:r>
+      <w:r>
+        <w:rPr>
+          <w:rFonts w:ascii="Arial" w:hAnsi="Arial"/>
+          <w:color w:val="202020"/>
+          <w:sz w:val="21"/>
+        </w:rPr>
+        <w:t>Tava na minha casa</w:t>
+      </w:r>
+      <w:r>
+        <w:br/>
+      </w:r>
+      <w:r>
+        <w:rPr>
+          <w:rFonts w:ascii="Arial" w:hAnsi="Arial"/>
+          <w:color w:val="202020"/>
+          <w:sz w:val="21"/>
+        </w:rPr>
+        <w:t>Sem pensar, sem imaginar</w:t>
+      </w:r>
+      <w:r>
+        <w:br/>
+      </w:r>
+      <w:r>
+        <w:rPr>
+          <w:rFonts w:ascii="Arial" w:hAnsi="Arial"/>
+          <w:color w:val="202020"/>
+          <w:sz w:val="21"/>
+        </w:rPr>
+        <w:t>Mandaram me chamar</w:t>
+      </w:r>
+      <w:r>
+        <w:br/>
+      </w:r>
+      <w:r>
+        <w:rPr>
+          <w:rFonts w:ascii="Arial" w:hAnsi="Arial"/>
+          <w:color w:val="202020"/>
+          <w:sz w:val="21"/>
+        </w:rPr>
+        <w:t>Pra ajudar a vencer</w:t>
+      </w:r>
+      <w:r>
+        <w:br/>
+      </w:r>
+      <w:r>
+        <w:rPr>
+          <w:rFonts w:ascii="Arial" w:hAnsi="Arial"/>
+          <w:color w:val="202020"/>
+          <w:sz w:val="21"/>
+        </w:rPr>
+        <w:t>Mas a guerra do Paraná</w:t>
+      </w:r>
+      <w:r>
+        <w:br/>
+      </w:r>
+      <w:r>
+        <w:rPr>
+          <w:rFonts w:ascii="Arial" w:hAnsi="Arial"/>
+          <w:color w:val="202020"/>
+          <w:sz w:val="21"/>
+        </w:rPr>
+        <w:t>Haha</w:t>
+      </w:r>
+      <w:r>
+        <w:br/>
+      </w:r>
+      <w:r>
+        <w:rPr>
+          <w:rFonts w:ascii="Arial" w:hAnsi="Arial"/>
+          <w:color w:val="202020"/>
+          <w:sz w:val="21"/>
+        </w:rPr>
+        <w:t>Água de beber</w:t>
+      </w:r>
+      <w:r>
+        <w:br/>
+      </w:r>
+      <w:r>
+        <w:rPr>
+          <w:rFonts w:ascii="Arial" w:hAnsi="Arial"/>
+          <w:color w:val="202020"/>
+          <w:sz w:val="21"/>
+        </w:rPr>
+        <w:t>Ei Aruandê</w:t>
+      </w:r>
+      <w:r>
+        <w:br/>
+      </w:r>
+      <w:r>
+        <w:rPr>
+          <w:rFonts w:ascii="Arial" w:hAnsi="Arial"/>
+          <w:color w:val="202020"/>
+          <w:sz w:val="21"/>
+        </w:rPr>
+        <w:t>Aia quer me vender</w:t>
+      </w:r>
+      <w:r>
+        <w:br/>
+      </w:r>
+      <w:r>
+        <w:rPr>
+          <w:rFonts w:ascii="Arial" w:hAnsi="Arial"/>
+          <w:color w:val="202020"/>
+          <w:sz w:val="21"/>
+        </w:rPr>
+        <w:t>Ie in my house</w:t>
+      </w:r>
+      <w:r>
+        <w:br/>
+      </w:r>
+      <w:r>
+        <w:rPr>
+          <w:rFonts w:ascii="Arial" w:hAnsi="Arial"/>
+          <w:color w:val="202020"/>
+          <w:sz w:val="21"/>
+        </w:rPr>
+        <w:t>I was in my house</w:t>
+      </w:r>
+      <w:r>
+        <w:br/>
+      </w:r>
+      <w:r>
+        <w:rPr>
+          <w:rFonts w:ascii="Arial" w:hAnsi="Arial"/>
+          <w:color w:val="202020"/>
+          <w:sz w:val="21"/>
+        </w:rPr>
+        <w:t>Without thinking, without imagining</w:t>
+      </w:r>
+      <w:r>
+        <w:br/>
+      </w:r>
+      <w:r>
+        <w:rPr>
+          <w:rFonts w:ascii="Arial" w:hAnsi="Arial"/>
+          <w:color w:val="202020"/>
+          <w:sz w:val="21"/>
+        </w:rPr>
+        <w:t>They sent to call me</w:t>
+      </w:r>
+      <w:r>
+        <w:br/>
+      </w:r>
+      <w:r>
+        <w:rPr>
+          <w:rFonts w:ascii="Arial" w:hAnsi="Arial"/>
+          <w:color w:val="202020"/>
+          <w:sz w:val="21"/>
+        </w:rPr>
+        <w:t>To help to beat</w:t>
+      </w:r>
+      <w:r>
+        <w:br/>
+      </w:r>
+      <w:r>
+        <w:rPr>
+          <w:rFonts w:ascii="Arial" w:hAnsi="Arial"/>
+          <w:color w:val="202020"/>
+          <w:sz w:val="21"/>
+        </w:rPr>
+        <w:t>But it’s the war of  Paraná</w:t>
+      </w:r>
+      <w:r>
+        <w:br/>
+      </w:r>
+      <w:r>
+        <w:rPr>
+          <w:rFonts w:ascii="Arial" w:hAnsi="Arial"/>
+          <w:color w:val="202020"/>
+          <w:sz w:val="21"/>
+        </w:rPr>
+        <w:t>Haha</w:t>
+      </w:r>
+      <w:r>
+        <w:br/>
+      </w:r>
+      <w:r>
+        <w:rPr>
+          <w:rFonts w:ascii="Arial" w:hAnsi="Arial"/>
+          <w:color w:val="202020"/>
+          <w:sz w:val="21"/>
+        </w:rPr>
+        <w:t>Water to drink</w:t>
+      </w:r>
+      <w:r>
+        <w:br/>
+      </w:r>
+      <w:r>
+        <w:rPr>
+          <w:rFonts w:ascii="Arial" w:hAnsi="Arial"/>
+          <w:color w:val="202020"/>
+          <w:sz w:val="21"/>
+        </w:rPr>
+        <w:t>Ei Aruandê</w:t>
+      </w:r>
+      <w:r>
+        <w:br/>
+      </w:r>
+      <w:r>
+        <w:rPr>
+          <w:rFonts w:ascii="Arial" w:hAnsi="Arial"/>
+          <w:color w:val="202020"/>
+          <w:sz w:val="21"/>
+        </w:rPr>
+        <w:t>Aia wants to sell me</w:t>
+      </w:r>
+    </w:p>
+    <w:p>
+      <w:pPr>
+        <w:pStyle w:val="SongTitle"/>
+        <w:keepNext/>
+        <w:pageBreakBefore/>
+      </w:pPr>
+      <w:r>
+        <w:t>Iê tinha um vizinho</w:t>
+      </w:r>
+    </w:p>
+    <w:p>
+      <w:pPr>
+        <w:pStyle w:val="SongMeta"/>
+      </w:pPr>
+      <w:r>
+        <w:t>QUADRAS DE BIMBA</w:t>
+      </w:r>
+    </w:p>
+    <w:p>
+      <w:pPr>
+        <w:pStyle w:val="Lyrics"/>
+      </w:pPr>
+      <w:r>
+        <w:rPr>
+          <w:rFonts w:ascii="Arial" w:hAnsi="Arial"/>
+          <w:color w:val="202020"/>
+          <w:sz w:val="21"/>
+        </w:rPr>
+        <w:t>Iê tinha um vizinho</w:t>
+      </w:r>
+    </w:p>
+    <w:p>
+      <w:pPr>
+        <w:pStyle w:val="Lyrics"/>
+      </w:pPr>
+      <w:r>
+        <w:rPr>
+          <w:rFonts w:ascii="Arial" w:hAnsi="Arial"/>
+          <w:color w:val="202020"/>
+          <w:sz w:val="21"/>
+        </w:rPr>
+        <w:t>Iê tinha um vizinho</w:t>
+      </w:r>
+      <w:r>
+        <w:br/>
+      </w:r>
+      <w:r>
+        <w:rPr>
+          <w:rFonts w:ascii="Arial" w:hAnsi="Arial"/>
+          <w:color w:val="202020"/>
+          <w:sz w:val="21"/>
+        </w:rPr>
+        <w:t>Pe de mim tinha um vizinho</w:t>
+      </w:r>
+      <w:r>
+        <w:br/>
+      </w:r>
+      <w:r>
+        <w:rPr>
+          <w:rFonts w:ascii="Arial" w:hAnsi="Arial"/>
+          <w:color w:val="202020"/>
+          <w:sz w:val="21"/>
+        </w:rPr>
+        <w:t>Enricou sem trabalhar</w:t>
+      </w:r>
+      <w:r>
+        <w:br/>
+      </w:r>
+      <w:r>
+        <w:rPr>
+          <w:rFonts w:ascii="Arial" w:hAnsi="Arial"/>
+          <w:color w:val="202020"/>
+          <w:sz w:val="21"/>
+        </w:rPr>
+        <w:t>Meu pai trabalhou tanto</w:t>
+      </w:r>
+      <w:r>
+        <w:br/>
+      </w:r>
+      <w:r>
+        <w:rPr>
+          <w:rFonts w:ascii="Arial" w:hAnsi="Arial"/>
+          <w:color w:val="202020"/>
+          <w:sz w:val="21"/>
+        </w:rPr>
+        <w:t>Mas nunca foi de enricar</w:t>
+      </w:r>
+      <w:r>
+        <w:br/>
+      </w:r>
+      <w:r>
+        <w:rPr>
+          <w:rFonts w:ascii="Arial" w:hAnsi="Arial"/>
+          <w:color w:val="202020"/>
+          <w:sz w:val="21"/>
+        </w:rPr>
+        <w:t>Num deitava uma noite</w:t>
+      </w:r>
+      <w:r>
+        <w:br/>
+      </w:r>
+      <w:r>
+        <w:rPr>
+          <w:rFonts w:ascii="Arial" w:hAnsi="Arial"/>
+          <w:color w:val="202020"/>
+          <w:sz w:val="21"/>
+        </w:rPr>
+        <w:t>Que deixasse de rezar</w:t>
+      </w:r>
+      <w:r>
+        <w:br/>
+      </w:r>
+      <w:r>
+        <w:rPr>
+          <w:rFonts w:ascii="Arial" w:hAnsi="Arial"/>
+          <w:color w:val="202020"/>
+          <w:sz w:val="21"/>
+        </w:rPr>
+        <w:t>Camará</w:t>
+      </w:r>
+      <w:r>
+        <w:br/>
+      </w:r>
+      <w:r>
+        <w:rPr>
+          <w:rFonts w:ascii="Arial" w:hAnsi="Arial"/>
+          <w:color w:val="202020"/>
+          <w:sz w:val="21"/>
+        </w:rPr>
+        <w:t>Água de beber</w:t>
+      </w:r>
+      <w:r>
+        <w:br/>
+      </w:r>
+      <w:r>
+        <w:rPr>
+          <w:rFonts w:ascii="Arial" w:hAnsi="Arial"/>
+          <w:color w:val="202020"/>
+          <w:sz w:val="21"/>
+        </w:rPr>
+        <w:t>Iê Aruandê</w:t>
+      </w:r>
+      <w:r>
+        <w:br/>
+      </w:r>
+      <w:r>
+        <w:rPr>
+          <w:rFonts w:ascii="Arial" w:hAnsi="Arial"/>
+          <w:color w:val="202020"/>
+          <w:sz w:val="21"/>
+        </w:rPr>
+        <w:t>E viva Deus do céu</w:t>
+      </w:r>
+      <w:r>
+        <w:br/>
+      </w:r>
+      <w:r>
+        <w:rPr>
+          <w:rFonts w:ascii="Arial" w:hAnsi="Arial"/>
+          <w:color w:val="202020"/>
+          <w:sz w:val="21"/>
+        </w:rPr>
+        <w:t>Iê viva meu mestre</w:t>
+      </w:r>
+    </w:p>
+    <w:p>
+      <w:pPr>
+        <w:pStyle w:val="SongTitle"/>
+        <w:keepNext/>
+        <w:pageBreakBefore/>
+      </w:pPr>
+      <w:r>
+        <w:t>Quem foi teu mestre (EN)</w:t>
+      </w:r>
+    </w:p>
+    <w:p>
+      <w:pPr>
+        <w:pStyle w:val="SongMeta"/>
+      </w:pPr>
+      <w:r>
+        <w:t>QUADRAS DE BIMBA  ·  PORTUGUÊS + ENGLISH</w:t>
+      </w:r>
+    </w:p>
+    <w:p>
+      <w:pPr>
+        <w:pStyle w:val="Lyrics"/>
+      </w:pPr>
+      <w:r>
+        <w:rPr>
+          <w:rFonts w:ascii="Arial" w:hAnsi="Arial"/>
+          <w:color w:val="202020"/>
+          <w:sz w:val="21"/>
+        </w:rPr>
+        <w:t>Quem foi teu mestre (EN)</w:t>
+      </w:r>
+    </w:p>
+    <w:p>
+      <w:pPr>
+        <w:pStyle w:val="Lyrics"/>
+      </w:pPr>
+      <w:r>
+        <w:rPr>
+          <w:rFonts w:ascii="Arial" w:hAnsi="Arial"/>
+          <w:color w:val="202020"/>
+          <w:sz w:val="21"/>
+        </w:rPr>
+        <w:t>Iê quem foi teu mestre</w:t>
+      </w:r>
+      <w:r>
+        <w:br/>
+      </w:r>
+      <w:r>
+        <w:rPr>
+          <w:rFonts w:ascii="Arial" w:hAnsi="Arial"/>
+          <w:color w:val="202020"/>
+          <w:sz w:val="21"/>
+        </w:rPr>
+        <w:t>Menino quem foi teu mestre</w:t>
+      </w:r>
+      <w:r>
+        <w:br/>
+      </w:r>
+      <w:r>
+        <w:rPr>
+          <w:rFonts w:ascii="Arial" w:hAnsi="Arial"/>
+          <w:color w:val="202020"/>
+          <w:sz w:val="21"/>
+        </w:rPr>
+        <w:t>Mestre foi Salomão</w:t>
+      </w:r>
+      <w:r>
+        <w:br/>
+      </w:r>
+      <w:r>
+        <w:rPr>
+          <w:rFonts w:ascii="Arial" w:hAnsi="Arial"/>
+          <w:color w:val="202020"/>
+          <w:sz w:val="21"/>
+        </w:rPr>
+        <w:t>Discípulo que aprendo</w:t>
+      </w:r>
+      <w:r>
+        <w:br/>
+      </w:r>
+      <w:r>
+        <w:rPr>
+          <w:rFonts w:ascii="Arial" w:hAnsi="Arial"/>
+          <w:color w:val="202020"/>
+          <w:sz w:val="21"/>
+        </w:rPr>
+        <w:t>Mestre que dou lição</w:t>
+      </w:r>
+      <w:r>
+        <w:br/>
+      </w:r>
+      <w:r>
+        <w:rPr>
+          <w:rFonts w:ascii="Arial" w:hAnsi="Arial"/>
+          <w:color w:val="202020"/>
+          <w:sz w:val="21"/>
+        </w:rPr>
+        <w:t>O Mestre quem me ensinou</w:t>
+      </w:r>
+      <w:r>
+        <w:br/>
+      </w:r>
+      <w:r>
+        <w:rPr>
+          <w:rFonts w:ascii="Arial" w:hAnsi="Arial"/>
+          <w:color w:val="202020"/>
+          <w:sz w:val="21"/>
+        </w:rPr>
+        <w:t>No engenho da Conceição</w:t>
+      </w:r>
+      <w:r>
+        <w:br/>
+      </w:r>
+      <w:r>
+        <w:rPr>
+          <w:rFonts w:ascii="Arial" w:hAnsi="Arial"/>
+          <w:color w:val="202020"/>
+          <w:sz w:val="21"/>
+        </w:rPr>
+        <w:t>A ele devo dinheiro</w:t>
+      </w:r>
+      <w:r>
+        <w:br/>
+      </w:r>
+      <w:r>
+        <w:rPr>
+          <w:rFonts w:ascii="Arial" w:hAnsi="Arial"/>
+          <w:color w:val="202020"/>
+          <w:sz w:val="21"/>
+        </w:rPr>
+        <w:t>Saúde e obrigação</w:t>
+      </w:r>
+      <w:r>
+        <w:br/>
+      </w:r>
+      <w:r>
+        <w:rPr>
+          <w:rFonts w:ascii="Arial" w:hAnsi="Arial"/>
+          <w:color w:val="202020"/>
+          <w:sz w:val="21"/>
+        </w:rPr>
+        <w:t>Segredo de São Cosme</w:t>
+      </w:r>
+      <w:r>
+        <w:br/>
+      </w:r>
+      <w:r>
+        <w:rPr>
+          <w:rFonts w:ascii="Arial" w:hAnsi="Arial"/>
+          <w:color w:val="202020"/>
+          <w:sz w:val="21"/>
+        </w:rPr>
+        <w:t>Mas quem sabe é São Damião</w:t>
+      </w:r>
+      <w:r>
+        <w:br/>
+      </w:r>
+      <w:r>
+        <w:rPr>
+          <w:rFonts w:ascii="Arial" w:hAnsi="Arial"/>
+          <w:color w:val="202020"/>
+          <w:sz w:val="21"/>
+        </w:rPr>
+        <w:t>Camará</w:t>
+      </w:r>
+      <w:r>
+        <w:br/>
+      </w:r>
+      <w:r>
+        <w:rPr>
+          <w:rFonts w:ascii="Arial" w:hAnsi="Arial"/>
+          <w:color w:val="202020"/>
+          <w:sz w:val="21"/>
+        </w:rPr>
+        <w:t>Água de beber</w:t>
+      </w:r>
+      <w:r>
+        <w:br/>
+      </w:r>
+      <w:r>
+        <w:rPr>
+          <w:rFonts w:ascii="Arial" w:hAnsi="Arial"/>
+          <w:color w:val="202020"/>
+          <w:sz w:val="21"/>
+        </w:rPr>
+        <w:t>Ei Aruandê</w:t>
+      </w:r>
+      <w:r>
+        <w:br/>
+      </w:r>
+      <w:r>
+        <w:rPr>
+          <w:rFonts w:ascii="Arial" w:hAnsi="Arial"/>
+          <w:color w:val="202020"/>
+          <w:sz w:val="21"/>
+        </w:rPr>
+        <w:t>Aia camaradinha</w:t>
+      </w:r>
+    </w:p>
+    <w:p>
+      <w:pPr>
+        <w:pStyle w:val="Lyrics"/>
+      </w:pPr>
+      <w:r>
+        <w:rPr>
+          <w:rFonts w:ascii="Arial" w:hAnsi="Arial"/>
+          <w:color w:val="202020"/>
+          <w:sz w:val="21"/>
+        </w:rPr>
+        <w:t>Ie who was your master</w:t>
+      </w:r>
+      <w:r>
+        <w:br/>
+      </w:r>
+      <w:r>
+        <w:rPr>
+          <w:rFonts w:ascii="Arial" w:hAnsi="Arial"/>
+          <w:color w:val="202020"/>
+          <w:sz w:val="21"/>
+        </w:rPr>
+        <w:t>Boy who was you master</w:t>
+      </w:r>
+      <w:r>
+        <w:br/>
+      </w:r>
+      <w:r>
+        <w:rPr>
+          <w:rFonts w:ascii="Arial" w:hAnsi="Arial"/>
+          <w:color w:val="202020"/>
+          <w:sz w:val="21"/>
+        </w:rPr>
+        <w:t>Master was Solomon</w:t>
+      </w:r>
+      <w:r>
+        <w:br/>
+      </w:r>
+      <w:r>
+        <w:rPr>
+          <w:rFonts w:ascii="Arial" w:hAnsi="Arial"/>
+          <w:color w:val="202020"/>
+          <w:sz w:val="21"/>
+        </w:rPr>
+        <w:t>Disciple who learn</w:t>
+      </w:r>
+      <w:r>
+        <w:br/>
+      </w:r>
+      <w:r>
+        <w:rPr>
+          <w:rFonts w:ascii="Arial" w:hAnsi="Arial"/>
+          <w:color w:val="202020"/>
+          <w:sz w:val="21"/>
+        </w:rPr>
+        <w:t>Master that give lesson</w:t>
+      </w:r>
+      <w:r>
+        <w:br/>
+      </w:r>
+      <w:r>
+        <w:rPr>
+          <w:rFonts w:ascii="Arial" w:hAnsi="Arial"/>
+          <w:color w:val="202020"/>
+          <w:sz w:val="21"/>
+        </w:rPr>
+        <w:t>The Master who taught me</w:t>
+      </w:r>
+      <w:r>
+        <w:br/>
+      </w:r>
+      <w:r>
+        <w:rPr>
+          <w:rFonts w:ascii="Arial" w:hAnsi="Arial"/>
+          <w:color w:val="202020"/>
+          <w:sz w:val="21"/>
+        </w:rPr>
+        <w:t>Resourcefulness of Conception</w:t>
+      </w:r>
+      <w:r>
+        <w:br/>
+      </w:r>
+      <w:r>
+        <w:rPr>
+          <w:rFonts w:ascii="Arial" w:hAnsi="Arial"/>
+          <w:color w:val="202020"/>
+          <w:sz w:val="21"/>
+        </w:rPr>
+        <w:t>To him I owe money</w:t>
+      </w:r>
+      <w:r>
+        <w:br/>
+      </w:r>
+      <w:r>
+        <w:rPr>
+          <w:rFonts w:ascii="Arial" w:hAnsi="Arial"/>
+          <w:color w:val="202020"/>
+          <w:sz w:val="21"/>
+        </w:rPr>
+        <w:t>Health and obligation</w:t>
+      </w:r>
+      <w:r>
+        <w:br/>
+      </w:r>
+      <w:r>
+        <w:rPr>
+          <w:rFonts w:ascii="Arial" w:hAnsi="Arial"/>
+          <w:color w:val="202020"/>
+          <w:sz w:val="21"/>
+        </w:rPr>
+        <w:t>Secret of St. Cosme</w:t>
+      </w:r>
+      <w:r>
+        <w:br/>
+      </w:r>
+      <w:r>
+        <w:rPr>
+          <w:rFonts w:ascii="Arial" w:hAnsi="Arial"/>
+          <w:color w:val="202020"/>
+          <w:sz w:val="21"/>
+        </w:rPr>
+        <w:t>But who knows St. Damian</w:t>
+      </w:r>
+      <w:r>
+        <w:br/>
+      </w:r>
+      <w:r>
+        <w:rPr>
+          <w:rFonts w:ascii="Arial" w:hAnsi="Arial"/>
+          <w:color w:val="202020"/>
+          <w:sz w:val="21"/>
+        </w:rPr>
+        <w:t>Friend</w:t>
+      </w:r>
+      <w:r>
+        <w:br/>
+      </w:r>
+      <w:r>
+        <w:rPr>
+          <w:rFonts w:ascii="Arial" w:hAnsi="Arial"/>
+          <w:color w:val="202020"/>
+          <w:sz w:val="21"/>
+        </w:rPr>
+        <w:t>Water to drink</w:t>
+      </w:r>
+      <w:r>
+        <w:br/>
+      </w:r>
+      <w:r>
+        <w:rPr>
+          <w:rFonts w:ascii="Arial" w:hAnsi="Arial"/>
+          <w:color w:val="202020"/>
+          <w:sz w:val="21"/>
+        </w:rPr>
+        <w:t>Ei Aruandê</w:t>
+      </w:r>
+      <w:r>
+        <w:br/>
+      </w:r>
+      <w:r>
+        <w:rPr>
+          <w:rFonts w:ascii="Arial" w:hAnsi="Arial"/>
+          <w:color w:val="202020"/>
+          <w:sz w:val="21"/>
+        </w:rPr>
+        <w:t>Aia friend</w:t>
       </w:r>
     </w:p>
     <w:p>
@@ -17514,7 +17799,7 @@
         <w:pageBreakBefore/>
       </w:pPr>
       <w:r>
-        <w:t>Banguela Rhythm</w:t>
+        <w:t>Valha-me Nossa Senhora</w:t>
       </w:r>
     </w:p>
     <w:p>
@@ -17522,7 +17807,7 @@
         <w:pStyle w:val="SongMeta"/>
       </w:pPr>
       <w:r>
-        <w:t>RHYTHMS</w:t>
+        <w:t>QUADRAS DE BIMBA</w:t>
       </w:r>
     </w:p>
     <w:p>
@@ -17535,29 +17820,184 @@
           <w:color w:val="202020"/>
           <w:sz w:val="21"/>
         </w:rPr>
-        <w:t>Banguela rhythm was composed by Mestre Bimba and is played in the Capoeira Roda.</w:t>
-      </w:r>
-      <w:r>
-        <w:br/>
-      </w:r>
-      <w:r>
-        <w:rPr>
-          <w:rFonts w:ascii="Arial" w:hAnsi="Arial"/>
-          <w:color w:val="202020"/>
-          <w:sz w:val="21"/>
-        </w:rPr>
-        <w:t>This rhythm has no  hand claping and no singing, it can be played in the beginning of the roda to warm up, Mestre Bimba also used it to calm the Roda if it got to tough.</w:t>
-      </w:r>
-      <w:r>
-        <w:br/>
-      </w:r>
-      <w:r>
-        <w:rPr>
-          <w:rFonts w:ascii="Arial" w:hAnsi="Arial"/>
-          <w:color w:val="202020"/>
-          <w:sz w:val="21"/>
-        </w:rPr>
-        <w:t>When playing this rhythm the Capoeira game is usually slower and the movements are more close to the ground, where the capoeristas try to lead each other in the game without  interrupting one to the other.</w:t>
+        <w:t>Valha-me Nossa Senhora</w:t>
+      </w:r>
+    </w:p>
+    <w:p>
+      <w:pPr>
+        <w:pStyle w:val="Lyrics"/>
+      </w:pPr>
+      <w:r>
+        <w:rPr>
+          <w:rFonts w:ascii="Arial" w:hAnsi="Arial"/>
+          <w:color w:val="202020"/>
+          <w:sz w:val="21"/>
+        </w:rPr>
+        <w:t>Valha-me Nossa Senhora</w:t>
+      </w:r>
+      <w:r>
+        <w:br/>
+      </w:r>
+      <w:r>
+        <w:rPr>
+          <w:rFonts w:ascii="Arial" w:hAnsi="Arial"/>
+          <w:color w:val="202020"/>
+          <w:sz w:val="21"/>
+        </w:rPr>
+        <w:t>Mãe de Deus, o Criador</w:t>
+      </w:r>
+      <w:r>
+        <w:br/>
+      </w:r>
+      <w:r>
+        <w:rPr>
+          <w:rFonts w:ascii="Arial" w:hAnsi="Arial"/>
+          <w:color w:val="202020"/>
+          <w:sz w:val="21"/>
+        </w:rPr>
+        <w:t>Nossa Senhora me ajude</w:t>
+      </w:r>
+      <w:r>
+        <w:br/>
+      </w:r>
+      <w:r>
+        <w:rPr>
+          <w:rFonts w:ascii="Arial" w:hAnsi="Arial"/>
+          <w:color w:val="202020"/>
+          <w:sz w:val="21"/>
+        </w:rPr>
+        <w:t>Nosso Senhor me ajudou</w:t>
+      </w:r>
+      <w:r>
+        <w:br/>
+      </w:r>
+      <w:r>
+        <w:rPr>
+          <w:rFonts w:ascii="Arial" w:hAnsi="Arial"/>
+          <w:color w:val="202020"/>
+          <w:sz w:val="21"/>
+        </w:rPr>
+        <w:t>Camará</w:t>
+      </w:r>
+      <w:r>
+        <w:br/>
+      </w:r>
+      <w:r>
+        <w:rPr>
+          <w:rFonts w:ascii="Arial" w:hAnsi="Arial"/>
+          <w:color w:val="202020"/>
+          <w:sz w:val="21"/>
+        </w:rPr>
+        <w:t>Água de beber</w:t>
+      </w:r>
+      <w:r>
+        <w:br/>
+      </w:r>
+      <w:r>
+        <w:rPr>
+          <w:rFonts w:ascii="Arial" w:hAnsi="Arial"/>
+          <w:color w:val="202020"/>
+          <w:sz w:val="21"/>
+        </w:rPr>
+        <w:t>Ei Aruandê</w:t>
+      </w:r>
+      <w:r>
+        <w:br/>
+      </w:r>
+      <w:r>
+        <w:rPr>
+          <w:rFonts w:ascii="Arial" w:hAnsi="Arial"/>
+          <w:color w:val="202020"/>
+          <w:sz w:val="21"/>
+        </w:rPr>
+        <w:t>Joga pra lá</w:t>
+      </w:r>
+      <w:r>
+        <w:br/>
+      </w:r>
+      <w:r>
+        <w:rPr>
+          <w:rFonts w:ascii="Arial" w:hAnsi="Arial"/>
+          <w:color w:val="202020"/>
+          <w:sz w:val="21"/>
+        </w:rPr>
+        <w:t>E campo de mandinga</w:t>
+      </w:r>
+    </w:p>
+    <w:p>
+      <w:r>
+        <w:br w:type="page"/>
+      </w:r>
+    </w:p>
+    <w:p>
+      <w:pPr>
+        <w:spacing w:before="1440" w:after="320"/>
+        <w:shd w:fill="0566AB"/>
+      </w:pPr>
+      <w:r>
+        <w:rPr>
+          <w:rFonts w:ascii="Arial" w:hAnsi="Arial"/>
+          <w:b/>
+          <w:color w:val="FFFFFF"/>
+          <w:sz w:val="38"/>
+        </w:rPr>
+        <w:t>03</w:t>
+      </w:r>
+    </w:p>
+    <w:p>
+      <w:pPr>
+        <w:pStyle w:val="SectionTitle"/>
+        <w:spacing w:before="440" w:after="200"/>
+      </w:pPr>
+      <w:r>
+        <w:t>Rhythms</w:t>
+      </w:r>
+    </w:p>
+    <w:p>
+      <w:pPr>
+        <w:spacing w:after="0"/>
+        <w:pBdr>
+          <w:bottom w:val="single" w:sz="12" w:space="14" w:color="5BA0CA"/>
+        </w:pBdr>
+      </w:pPr>
+      <w:r>
+        <w:rPr>
+          <w:rFonts w:ascii="Arial" w:hAnsi="Arial"/>
+          <w:color w:val="5A6670"/>
+          <w:sz w:val="25"/>
+        </w:rPr>
+        <w:t>Short playing notes and listening references for key rhythms.</w:t>
+      </w:r>
+    </w:p>
+    <w:p>
+      <w:pPr>
+        <w:pStyle w:val="SongTitle"/>
+        <w:keepNext/>
+        <w:pageBreakBefore/>
+      </w:pPr>
+      <w:r>
+        <w:t>Amazonas Rhythm</w:t>
+      </w:r>
+    </w:p>
+    <w:p>
+      <w:pPr>
+        <w:pStyle w:val="SongMeta"/>
+      </w:pPr>
+      <w:r>
+        <w:t>RHYTHMS</w:t>
+      </w:r>
+    </w:p>
+    <w:p>
+      <w:pPr>
+        <w:pStyle w:val="Lyrics"/>
+      </w:pPr>
+      <w:r>
+        <w:rPr>
+          <w:rFonts w:ascii="Arial" w:hAnsi="Arial"/>
+          <w:color w:val="202020"/>
+          <w:sz w:val="21"/>
+        </w:rPr>
+        <w:t>The Amazonas rhythm was created by Mestre Bimba, the assumption is that rhythm was used to welcome important Mestre and guest that came to the roda. Where others are saying that Mestre Bimba created the Amazonas  rhythm for a women.</w:t>
       </w:r>
     </w:p>
     <w:p>
@@ -17590,7 +18030,7 @@
         <w:pageBreakBefore/>
       </w:pPr>
       <w:r>
-        <w:t>Cavalaria Rhythm</w:t>
+        <w:t>Banguela Rhythm</w:t>
       </w:r>
     </w:p>
     <w:p>
@@ -17611,7 +18051,29 @@
           <w:color w:val="202020"/>
           <w:sz w:val="21"/>
         </w:rPr>
-        <w:t>Cavalaria is an old rhythm, in the past this rhythm was used to warn the capoaristas in the Roda that the police is coming. The Cavalaria rhythm is trying to imitate galloping horses because in that times the police came riding on horses.</w:t>
+        <w:t>Banguela rhythm was composed by Mestre Bimba and is played in the Capoeira Roda.</w:t>
+      </w:r>
+      <w:r>
+        <w:br/>
+      </w:r>
+      <w:r>
+        <w:rPr>
+          <w:rFonts w:ascii="Arial" w:hAnsi="Arial"/>
+          <w:color w:val="202020"/>
+          <w:sz w:val="21"/>
+        </w:rPr>
+        <w:t>This rhythm has no  hand claping and no singing, it can be played in the beginning of the roda to warm up, Mestre Bimba also used it to calm the Roda if it got to tough.</w:t>
+      </w:r>
+      <w:r>
+        <w:br/>
+      </w:r>
+      <w:r>
+        <w:rPr>
+          <w:rFonts w:ascii="Arial" w:hAnsi="Arial"/>
+          <w:color w:val="202020"/>
+          <w:sz w:val="21"/>
+        </w:rPr>
+        <w:t>When playing this rhythm the Capoeira game is usually slower and the movements are more close to the ground, where the capoeristas try to lead each other in the game without  interrupting one to the other.</w:t>
       </w:r>
     </w:p>
     <w:p>
@@ -17644,7 +18106,7 @@
         <w:pageBreakBefore/>
       </w:pPr>
       <w:r>
-        <w:t>Hino da Capoeira Regional Rhythm</w:t>
+        <w:t>Cavalaria Rhythm</w:t>
       </w:r>
     </w:p>
     <w:p>
@@ -17665,29 +18127,7 @@
           <w:color w:val="202020"/>
           <w:sz w:val="21"/>
         </w:rPr>
-        <w:t>Hino Da Capoeira Regional rhythm is also knows as Santa Maria De Angola.</w:t>
-      </w:r>
-      <w:r>
-        <w:br/>
-      </w:r>
-      <w:r>
-        <w:rPr>
-          <w:rFonts w:ascii="Arial" w:hAnsi="Arial"/>
-          <w:color w:val="202020"/>
-          <w:sz w:val="21"/>
-        </w:rPr>
-        <w:t>Mestre Bimba thought that this is the most beautiful Capoeira rhythm and announced it as the Capoeira Regional Hino rhymn.</w:t>
-      </w:r>
-      <w:r>
-        <w:br/>
-      </w:r>
-      <w:r>
-        <w:rPr>
-          <w:rFonts w:ascii="Arial" w:hAnsi="Arial"/>
-          <w:color w:val="202020"/>
-          <w:sz w:val="21"/>
-        </w:rPr>
-        <w:t>There is no special game in the Roda for this rhythm.</w:t>
+        <w:t>Cavalaria is an old rhythm, in the past this rhythm was used to warn the capoaristas in the Roda that the police is coming. The Cavalaria rhythm is trying to imitate galloping horses because in that times the police came riding on horses.</w:t>
       </w:r>
     </w:p>
     <w:p>
@@ -17720,7 +18160,7 @@
         <w:pageBreakBefore/>
       </w:pPr>
       <w:r>
-        <w:t>Idalina Rhythm</w:t>
+        <w:t>Hino da Capoeira Regional Rhythm</w:t>
       </w:r>
     </w:p>
     <w:p>
@@ -17741,7 +18181,29 @@
           <w:color w:val="202020"/>
           <w:sz w:val="21"/>
         </w:rPr>
-        <w:t>The Idalina rhythm was created by Mestre Bimba. There is no special game style for this rhythm, Mestre Bimba usually played Idalina at trainings and unofficial Rodas.</w:t>
+        <w:t>Hino Da Capoeira Regional rhythm is also knows as Santa Maria De Angola.</w:t>
+      </w:r>
+      <w:r>
+        <w:br/>
+      </w:r>
+      <w:r>
+        <w:rPr>
+          <w:rFonts w:ascii="Arial" w:hAnsi="Arial"/>
+          <w:color w:val="202020"/>
+          <w:sz w:val="21"/>
+        </w:rPr>
+        <w:t>Mestre Bimba thought that this is the most beautiful Capoeira rhythm and announced it as the Capoeira Regional Hino rhymn.</w:t>
+      </w:r>
+      <w:r>
+        <w:br/>
+      </w:r>
+      <w:r>
+        <w:rPr>
+          <w:rFonts w:ascii="Arial" w:hAnsi="Arial"/>
+          <w:color w:val="202020"/>
+          <w:sz w:val="21"/>
+        </w:rPr>
+        <w:t>There is no special game in the Roda for this rhythm.</w:t>
       </w:r>
     </w:p>
     <w:p>
@@ -17774,7 +18236,7 @@
         <w:pageBreakBefore/>
       </w:pPr>
       <w:r>
-        <w:t>Iuna Rhythm</w:t>
+        <w:t>Idalina Rhythm</w:t>
       </w:r>
     </w:p>
     <w:p>
@@ -17795,40 +18257,7 @@
           <w:color w:val="202020"/>
           <w:sz w:val="21"/>
         </w:rPr>
-        <w:t>Iuna is a rhythm composed by Mestre Bimba, it is based on the voices of the Iuna birds.</w:t>
-      </w:r>
-      <w:r>
-        <w:br/>
-      </w:r>
-      <w:r>
-        <w:rPr>
-          <w:rFonts w:ascii="Arial" w:hAnsi="Arial"/>
-          <w:color w:val="202020"/>
-          <w:sz w:val="21"/>
-        </w:rPr>
-        <w:t>The Iuna rhythm is composed of two parts, one is the male wooing sounds and the second is the female response.</w:t>
-      </w:r>
-      <w:r>
-        <w:br/>
-      </w:r>
-      <w:r>
-        <w:rPr>
-          <w:rFonts w:ascii="Arial" w:hAnsi="Arial"/>
-          <w:color w:val="202020"/>
-          <w:sz w:val="21"/>
-        </w:rPr>
-        <w:t>Mestre Bimba used Iuna rhythm to show the “Cintura Desprezada” and “Sequencia de Bimba” in the Roda or to give respect to another Mestre or special guest that came to the Roda, only Formados where allowed to play Capoeira  with this rhythm.</w:t>
-      </w:r>
-      <w:r>
-        <w:br/>
-      </w:r>
-      <w:r>
-        <w:rPr>
-          <w:rFonts w:ascii="Arial" w:hAnsi="Arial"/>
-          <w:color w:val="202020"/>
-          <w:sz w:val="21"/>
-        </w:rPr>
-        <w:t>Iuna rhythm is played with one Berimbau and two Pandeiros without any hand clapping or singing.</w:t>
+        <w:t>The Idalina rhythm was created by Mestre Bimba. There is no special game style for this rhythm, Mestre Bimba usually played Idalina at trainings and unofficial Rodas.</w:t>
       </w:r>
     </w:p>
     <w:p>
@@ -17861,7 +18290,7 @@
         <w:pageBreakBefore/>
       </w:pPr>
       <w:r>
-        <w:t>Santa Maria Rhythm</w:t>
+        <w:t>Iuna Rhythm</w:t>
       </w:r>
     </w:p>
     <w:p>
@@ -17882,18 +18311,40 @@
           <w:color w:val="202020"/>
           <w:sz w:val="21"/>
         </w:rPr>
-        <w:t>Back in the old days, the Santa Maria rhythm was played to warn the capoerisatas that there is someone with a knife in the Roda.</w:t>
-      </w:r>
-      <w:r>
-        <w:br/>
-      </w:r>
-      <w:r>
-        <w:rPr>
-          <w:rFonts w:ascii="Arial" w:hAnsi="Arial"/>
-          <w:color w:val="202020"/>
-          <w:sz w:val="21"/>
-        </w:rPr>
-        <w:t>These days some uses the Santa Maria rhythm for a game in the Roda that his goal is to grab an object  (usually money) that was left on the ground with the mouth.</w:t>
+        <w:t>Iuna is a rhythm composed by Mestre Bimba, it is based on the voices of the Iuna birds.</w:t>
+      </w:r>
+      <w:r>
+        <w:br/>
+      </w:r>
+      <w:r>
+        <w:rPr>
+          <w:rFonts w:ascii="Arial" w:hAnsi="Arial"/>
+          <w:color w:val="202020"/>
+          <w:sz w:val="21"/>
+        </w:rPr>
+        <w:t>The Iuna rhythm is composed of two parts, one is the male wooing sounds and the second is the female response.</w:t>
+      </w:r>
+      <w:r>
+        <w:br/>
+      </w:r>
+      <w:r>
+        <w:rPr>
+          <w:rFonts w:ascii="Arial" w:hAnsi="Arial"/>
+          <w:color w:val="202020"/>
+          <w:sz w:val="21"/>
+        </w:rPr>
+        <w:t>Mestre Bimba used Iuna rhythm to show the “Cintura Desprezada” and “Sequencia de Bimba” in the Roda or to give respect to another Mestre or special guest that came to the Roda, only Formados where allowed to play Capoeira  with this rhythm.</w:t>
+      </w:r>
+      <w:r>
+        <w:br/>
+      </w:r>
+      <w:r>
+        <w:rPr>
+          <w:rFonts w:ascii="Arial" w:hAnsi="Arial"/>
+          <w:color w:val="202020"/>
+          <w:sz w:val="21"/>
+        </w:rPr>
+        <w:t>Iuna rhythm is played with one Berimbau and two Pandeiros without any hand clapping or singing.</w:t>
       </w:r>
     </w:p>
     <w:p>
@@ -17926,7 +18377,7 @@
         <w:pageBreakBefore/>
       </w:pPr>
       <w:r>
-        <w:t>São Bento Grande de Bimba Rhythm</w:t>
+        <w:t>Santa Maria Rhythm</w:t>
       </w:r>
     </w:p>
     <w:p>
@@ -17947,18 +18398,18 @@
           <w:color w:val="202020"/>
           <w:sz w:val="21"/>
         </w:rPr>
-        <w:t>The most common Berimbau rhythm in the Capoeira Regional, created by Mestre Bimba.</w:t>
-      </w:r>
-      <w:r>
-        <w:br/>
-      </w:r>
-      <w:r>
-        <w:rPr>
-          <w:rFonts w:ascii="Arial" w:hAnsi="Arial"/>
-          <w:color w:val="202020"/>
-          <w:sz w:val="21"/>
-        </w:rPr>
-        <w:t>This is the only rhythm that Mestre Bimba used to play, sing and clap hands to in the roda !</w:t>
+        <w:t>Back in the old days, the Santa Maria rhythm was played to warn the capoerisatas that there is someone with a knife in the Roda.</w:t>
+      </w:r>
+      <w:r>
+        <w:br/>
+      </w:r>
+      <w:r>
+        <w:rPr>
+          <w:rFonts w:ascii="Arial" w:hAnsi="Arial"/>
+          <w:color w:val="202020"/>
+          <w:sz w:val="21"/>
+        </w:rPr>
+        <w:t>These days some uses the Santa Maria rhythm for a game in the Roda that his goal is to grab an object  (usually money) that was left on the ground with the mouth.</w:t>
       </w:r>
     </w:p>
     <w:p>
@@ -17975,6 +18426,71 @@
         <w:t xml:space="preserve">LISTEN / SOURCE · </w:t>
       </w:r>
       <w:hyperlink r:id="rId20">
+        <w:r>
+          <w:rPr>
+            <w:color w:val="0566AB"/>
+            <w:u w:val="single"/>
+          </w:rPr>
+          <w:t>youtu.be</w:t>
+        </w:r>
+      </w:hyperlink>
+    </w:p>
+    <w:p>
+      <w:pPr>
+        <w:pStyle w:val="SongTitle"/>
+        <w:keepNext/>
+        <w:pageBreakBefore/>
+      </w:pPr>
+      <w:r>
+        <w:t>São Bento Grande de Bimba Rhythm</w:t>
+      </w:r>
+    </w:p>
+    <w:p>
+      <w:pPr>
+        <w:pStyle w:val="SongMeta"/>
+      </w:pPr>
+      <w:r>
+        <w:t>RHYTHMS</w:t>
+      </w:r>
+    </w:p>
+    <w:p>
+      <w:pPr>
+        <w:pStyle w:val="Lyrics"/>
+      </w:pPr>
+      <w:r>
+        <w:rPr>
+          <w:rFonts w:ascii="Arial" w:hAnsi="Arial"/>
+          <w:color w:val="202020"/>
+          <w:sz w:val="21"/>
+        </w:rPr>
+        <w:t>The most common Berimbau rhythm in the Capoeira Regional, created by Mestre Bimba.</w:t>
+      </w:r>
+      <w:r>
+        <w:br/>
+      </w:r>
+      <w:r>
+        <w:rPr>
+          <w:rFonts w:ascii="Arial" w:hAnsi="Arial"/>
+          <w:color w:val="202020"/>
+          <w:sz w:val="21"/>
+        </w:rPr>
+        <w:t>This is the only rhythm that Mestre Bimba used to play, sing and clap hands to in the roda !</w:t>
+      </w:r>
+    </w:p>
+    <w:p>
+      <w:pPr>
+        <w:pStyle w:val="SourceLink"/>
+      </w:pPr>
+      <w:r>
+        <w:rPr>
+          <w:rFonts w:ascii="Arial" w:hAnsi="Arial"/>
+          <w:b/>
+          <w:color w:val="0566AB"/>
+          <w:sz w:val="16"/>
+        </w:rPr>
+        <w:t xml:space="preserve">LISTEN / SOURCE · </w:t>
+      </w:r>
+      <w:hyperlink r:id="rId21">
         <w:r>
           <w:rPr>
             <w:color w:val="0566AB"/>
